--- a/resume/WORD/my-project-details.docx
+++ b/resume/WORD/my-project-details.docx
@@ -1053,47 +1053,7 @@
           <w:sz w:val="23"/>
           <w:szCs w:val="23"/>
         </w:rPr>
-        <w:t xml:space="preserve"> orders and track orders information from </w:t>
-      </w:r>
-      <w:proofErr w:type="gramStart"/>
-      <w:r>
-        <w:rPr>
-          <w:rFonts w:ascii="Times New Roman" w:eastAsia="Times New Roman" w:hAnsi="Times New Roman" w:cs="Times New Roman"/>
-          <w:color w:val="000000"/>
-          <w:sz w:val="23"/>
-          <w:szCs w:val="23"/>
-        </w:rPr>
-        <w:t>amazon ,</w:t>
-      </w:r>
-      <w:proofErr w:type="gramEnd"/>
-      <w:r>
-        <w:rPr>
-          <w:rFonts w:ascii="Times New Roman" w:eastAsia="Times New Roman" w:hAnsi="Times New Roman" w:cs="Times New Roman"/>
-          <w:color w:val="000000"/>
-          <w:sz w:val="23"/>
-          <w:szCs w:val="23"/>
-        </w:rPr>
-        <w:t xml:space="preserve"> </w:t>
-      </w:r>
-      <w:proofErr w:type="gramStart"/>
-      <w:r>
-        <w:rPr>
-          <w:rFonts w:ascii="Times New Roman" w:eastAsia="Times New Roman" w:hAnsi="Times New Roman" w:cs="Times New Roman"/>
-          <w:color w:val="000000"/>
-          <w:sz w:val="23"/>
-          <w:szCs w:val="23"/>
-        </w:rPr>
-        <w:t>eBay ,Valore</w:t>
-      </w:r>
-      <w:proofErr w:type="gramEnd"/>
-      <w:r>
-        <w:rPr>
-          <w:rFonts w:ascii="Times New Roman" w:eastAsia="Times New Roman" w:hAnsi="Times New Roman" w:cs="Times New Roman"/>
-          <w:color w:val="000000"/>
-          <w:sz w:val="23"/>
-          <w:szCs w:val="23"/>
-        </w:rPr>
-        <w:t xml:space="preserve"> and </w:t>
+        <w:t xml:space="preserve"> orders and track orders information from amazon , eBay ,Valore and </w:t>
       </w:r>
       <w:proofErr w:type="spellStart"/>
       <w:r>
@@ -1808,60 +1768,42 @@
           <w:color w:val="000000"/>
           <w:sz w:val="23"/>
         </w:rPr>
-        <w:t xml:space="preserve"> Provides the </w:t>
-      </w:r>
-      <w:proofErr w:type="gramStart"/>
-      <w:r>
+        <w:t xml:space="preserve"> Provides the real time product suggestion based on interest captured from the customers.</w:t>
+      </w:r>
+    </w:p>
+    <w:p>
+      <w:pPr>
         <w:rPr>
           <w:rFonts w:ascii="Times New Roman" w:hAnsi="Times New Roman" w:cs="Times New Roman"/>
           <w:color w:val="000000"/>
           <w:sz w:val="23"/>
         </w:rPr>
-        <w:t>real time</w:t>
-      </w:r>
-      <w:proofErr w:type="gramEnd"/>
-      <w:r>
+      </w:pPr>
+      <w:r>
+        <w:rPr>
+          <w:rFonts w:ascii="Times New Roman" w:hAnsi="Times New Roman" w:cs="Times New Roman"/>
+          <w:b/>
+          <w:color w:val="000000"/>
+          <w:sz w:val="23"/>
+          <w:u w:val="single"/>
+        </w:rPr>
+        <w:t>Decision Making System</w:t>
+      </w:r>
+    </w:p>
+    <w:p>
+      <w:pPr>
         <w:rPr>
           <w:rFonts w:ascii="Times New Roman" w:hAnsi="Times New Roman" w:cs="Times New Roman"/>
           <w:color w:val="000000"/>
           <w:sz w:val="23"/>
         </w:rPr>
-        <w:t xml:space="preserve"> product suggestion based on interest captured from the customers.</w:t>
-      </w:r>
-    </w:p>
-    <w:p>
-      <w:pPr>
+      </w:pPr>
+      <w:r>
         <w:rPr>
           <w:rFonts w:ascii="Times New Roman" w:hAnsi="Times New Roman" w:cs="Times New Roman"/>
           <w:color w:val="000000"/>
           <w:sz w:val="23"/>
         </w:rPr>
-      </w:pPr>
-      <w:r>
-        <w:rPr>
-          <w:rFonts w:ascii="Times New Roman" w:hAnsi="Times New Roman" w:cs="Times New Roman"/>
-          <w:b/>
-          <w:color w:val="000000"/>
-          <w:sz w:val="23"/>
-          <w:u w:val="single"/>
-        </w:rPr>
-        <w:t>Decision Making System</w:t>
-      </w:r>
-    </w:p>
-    <w:p>
-      <w:pPr>
-        <w:rPr>
-          <w:rFonts w:ascii="Times New Roman" w:hAnsi="Times New Roman" w:cs="Times New Roman"/>
-          <w:color w:val="000000"/>
-          <w:sz w:val="23"/>
-        </w:rPr>
-      </w:pPr>
-      <w:r>
-        <w:rPr>
-          <w:rFonts w:ascii="Times New Roman" w:hAnsi="Times New Roman" w:cs="Times New Roman"/>
-          <w:color w:val="000000"/>
-          <w:sz w:val="23"/>
-        </w:rPr>
         <w:lastRenderedPageBreak/>
         <w:t>This system determines banking product decisions based on client feedback before implementation.</w:t>
       </w:r>
@@ -1899,23 +1841,13 @@
           <w:shd w:val="clear" w:color="auto" w:fill="FFFFFF"/>
         </w:rPr>
       </w:pPr>
-      <w:proofErr w:type="gramStart"/>
       <w:r>
         <w:rPr>
           <w:rFonts w:ascii="Times New Roman" w:hAnsi="Times New Roman"/>
           <w:sz w:val="23"/>
           <w:shd w:val="clear" w:color="auto" w:fill="FFFFFF"/>
         </w:rPr>
-        <w:t>Analyzed</w:t>
-      </w:r>
-      <w:proofErr w:type="gramEnd"/>
-      <w:r>
-        <w:rPr>
-          <w:rFonts w:ascii="Times New Roman" w:hAnsi="Times New Roman"/>
-          <w:sz w:val="23"/>
-          <w:shd w:val="clear" w:color="auto" w:fill="FFFFFF"/>
-        </w:rPr>
-        <w:t xml:space="preserve"> client requirements, designed web application architecture (GUI, business, data access tiers), and developed related components.</w:t>
+        <w:t>Analyzed client requirements, designed web application architecture (GUI, business, data access tiers), and developed related components.</w:t>
       </w:r>
     </w:p>
     <w:p>
@@ -2503,21 +2435,12 @@
           <w:sz w:val="23"/>
         </w:rPr>
       </w:pPr>
-      <w:proofErr w:type="gramStart"/>
-      <w:r>
-        <w:rPr>
-          <w:rFonts w:ascii="Times New Roman" w:hAnsi="Times New Roman"/>
-          <w:sz w:val="23"/>
-        </w:rPr>
-        <w:t>Provided assistance to</w:t>
-      </w:r>
-      <w:proofErr w:type="gramEnd"/>
-      <w:r>
-        <w:rPr>
-          <w:rFonts w:ascii="Times New Roman" w:hAnsi="Times New Roman"/>
-          <w:sz w:val="23"/>
-        </w:rPr>
-        <w:t xml:space="preserve"> PFE and partners in resolving issues related to Active Directory and MIM sync services.</w:t>
+      <w:r>
+        <w:rPr>
+          <w:rFonts w:ascii="Times New Roman" w:hAnsi="Times New Roman"/>
+          <w:sz w:val="23"/>
+        </w:rPr>
+        <w:t>Provided assistance to PFE and partners in resolving issues related to Active Directory and MIM sync services.</w:t>
       </w:r>
     </w:p>
     <w:p>
@@ -2581,23 +2504,7 @@
           <w:rFonts w:ascii="Times New Roman" w:hAnsi="Times New Roman"/>
           <w:sz w:val="23"/>
         </w:rPr>
-        <w:t xml:space="preserve">Coordinated VM and SQL backup planning sessions with PFE and product </w:t>
-      </w:r>
-      <w:proofErr w:type="gramStart"/>
-      <w:r>
-        <w:rPr>
-          <w:rFonts w:ascii="Times New Roman" w:hAnsi="Times New Roman"/>
-          <w:sz w:val="23"/>
-        </w:rPr>
-        <w:t>teams, and</w:t>
-      </w:r>
-      <w:proofErr w:type="gramEnd"/>
-      <w:r>
-        <w:rPr>
-          <w:rFonts w:ascii="Times New Roman" w:hAnsi="Times New Roman"/>
-          <w:sz w:val="23"/>
-        </w:rPr>
-        <w:t xml:space="preserve"> participated in AD risk assessment reviews.</w:t>
+        <w:t>Coordinated VM and SQL backup planning sessions with PFE and product teams, and participated in AD risk assessment reviews.</w:t>
       </w:r>
     </w:p>
     <w:p>
@@ -3407,21 +3314,12 @@
           <w:sz w:val="23"/>
         </w:rPr>
       </w:pPr>
-      <w:proofErr w:type="gramStart"/>
-      <w:r>
-        <w:rPr>
-          <w:rFonts w:ascii="Times New Roman" w:hAnsi="Times New Roman"/>
-          <w:sz w:val="23"/>
-        </w:rPr>
-        <w:t>Attended</w:t>
-      </w:r>
-      <w:proofErr w:type="gramEnd"/>
-      <w:r>
-        <w:rPr>
-          <w:rFonts w:ascii="Times New Roman" w:hAnsi="Times New Roman"/>
-          <w:sz w:val="23"/>
-        </w:rPr>
-        <w:t xml:space="preserve"> IGD readiness, engineering workshops, and market trend learning sessions.</w:t>
+      <w:r>
+        <w:rPr>
+          <w:rFonts w:ascii="Times New Roman" w:hAnsi="Times New Roman"/>
+          <w:sz w:val="23"/>
+        </w:rPr>
+        <w:t>Attended IGD readiness, engineering workshops, and market trend learning sessions.</w:t>
       </w:r>
     </w:p>
     <w:p>
@@ -3580,21 +3478,12 @@
           <w:sz w:val="23"/>
         </w:rPr>
       </w:pPr>
-      <w:proofErr w:type="gramStart"/>
-      <w:r>
-        <w:rPr>
-          <w:rFonts w:ascii="Times New Roman" w:hAnsi="Times New Roman"/>
-          <w:sz w:val="23"/>
-        </w:rPr>
-        <w:t>Participated</w:t>
-      </w:r>
-      <w:proofErr w:type="gramEnd"/>
-      <w:r>
-        <w:rPr>
-          <w:rFonts w:ascii="Times New Roman" w:hAnsi="Times New Roman"/>
-          <w:sz w:val="23"/>
-        </w:rPr>
-        <w:t xml:space="preserve"> in the customer MVP program to discuss OKRs, EFUs, and architecture with onshore teams and customers in daily meetings for MVP design and implementation.</w:t>
+      <w:r>
+        <w:rPr>
+          <w:rFonts w:ascii="Times New Roman" w:hAnsi="Times New Roman"/>
+          <w:sz w:val="23"/>
+        </w:rPr>
+        <w:t>Participated in the customer MVP program to discuss OKRs, EFUs, and architecture with onshore teams and customers in daily meetings for MVP design and implementation.</w:t>
       </w:r>
     </w:p>
     <w:p>
@@ -4968,21 +4857,12 @@
           <w:sz w:val="23"/>
         </w:rPr>
       </w:pPr>
-      <w:proofErr w:type="gramStart"/>
-      <w:r>
-        <w:rPr>
-          <w:rFonts w:ascii="Times New Roman" w:hAnsi="Times New Roman"/>
-          <w:sz w:val="23"/>
-        </w:rPr>
-        <w:t>Assisted team members</w:t>
-      </w:r>
-      <w:proofErr w:type="gramEnd"/>
-      <w:r>
-        <w:rPr>
-          <w:rFonts w:ascii="Times New Roman" w:hAnsi="Times New Roman"/>
-          <w:sz w:val="23"/>
-        </w:rPr>
-        <w:t xml:space="preserve"> with technical challenges and customer requirements.</w:t>
+      <w:r>
+        <w:rPr>
+          <w:rFonts w:ascii="Times New Roman" w:hAnsi="Times New Roman"/>
+          <w:sz w:val="23"/>
+        </w:rPr>
+        <w:t>Assisted team members with technical challenges and customer requirements.</w:t>
       </w:r>
     </w:p>
     <w:p>
@@ -5077,23 +4957,7 @@
           <w:rFonts w:ascii="Times New Roman" w:hAnsi="Times New Roman"/>
           <w:sz w:val="23"/>
         </w:rPr>
-        <w:t xml:space="preserve">, specifically in implementing caching logic for Azure Functions. This ensured uninterrupted record processing and simultaneous </w:t>
-      </w:r>
-      <w:proofErr w:type="gramStart"/>
-      <w:r>
-        <w:rPr>
-          <w:rFonts w:ascii="Times New Roman" w:hAnsi="Times New Roman"/>
-          <w:sz w:val="23"/>
-        </w:rPr>
-        <w:t>caching</w:t>
-      </w:r>
-      <w:proofErr w:type="gramEnd"/>
-      <w:r>
-        <w:rPr>
-          <w:rFonts w:ascii="Times New Roman" w:hAnsi="Times New Roman"/>
-          <w:sz w:val="23"/>
-        </w:rPr>
-        <w:t xml:space="preserve"> into the Redis database without affecting system performance.</w:t>
+        <w:t>, specifically in implementing caching logic for Azure Functions. This ensured uninterrupted record processing and simultaneous caching into the Redis database without affecting system performance.</w:t>
       </w:r>
     </w:p>
     <w:p>
@@ -5444,25 +5308,7 @@
           <w:color w:val="000000"/>
           <w:sz w:val="23"/>
         </w:rPr>
-        <w:t xml:space="preserve">Managed a custom CMS for public content and service integration. Oversaw user information and workflow for citizen problem-solving digital solutions. </w:t>
-      </w:r>
-      <w:proofErr w:type="gramStart"/>
-      <w:r>
-        <w:rPr>
-          <w:rFonts w:ascii="Times New Roman" w:hAnsi="Times New Roman" w:cs="Times New Roman"/>
-          <w:color w:val="000000"/>
-          <w:sz w:val="23"/>
-        </w:rPr>
-        <w:t>Led</w:t>
-      </w:r>
-      <w:proofErr w:type="gramEnd"/>
-      <w:r>
-        <w:rPr>
-          <w:rFonts w:ascii="Times New Roman" w:hAnsi="Times New Roman" w:cs="Times New Roman"/>
-          <w:color w:val="000000"/>
-          <w:sz w:val="23"/>
-        </w:rPr>
-        <w:t xml:space="preserve"> a team of four to develop the portal and integrate power platform services.</w:t>
+        <w:t>Managed a custom CMS for public content and service integration. Oversaw user information and workflow for citizen problem-solving digital solutions. Led a team of four to develop the portal and integrate power platform services.</w:t>
       </w:r>
     </w:p>
     <w:p>
@@ -6719,72 +6565,72 @@
           <w:rFonts w:ascii="Verdana" w:hAnsi="Verdana"/>
           <w:sz w:val="18"/>
         </w:rPr>
-        <w:t xml:space="preserve">Released the portal 3 generations using for constellation by actively contributing </w:t>
-      </w:r>
-      <w:proofErr w:type="gramStart"/>
-      <w:r>
+        <w:t>Released the portal 3 generations using for constellation by actively contributing in front-end and backend development.</w:t>
+      </w:r>
+    </w:p>
+    <w:p>
+      <w:pPr>
+        <w:pStyle w:val="ListParagraph"/>
+        <w:numPr>
+          <w:ilvl w:val="0"/>
+          <w:numId w:val="27"/>
+        </w:numPr>
+        <w:ind w:left="540"/>
         <w:rPr>
           <w:rFonts w:ascii="Verdana" w:hAnsi="Verdana"/>
           <w:sz w:val="18"/>
         </w:rPr>
-        <w:t>in</w:t>
-      </w:r>
-      <w:proofErr w:type="gramEnd"/>
+      </w:pPr>
       <w:r>
         <w:rPr>
           <w:rFonts w:ascii="Verdana" w:hAnsi="Verdana"/>
           <w:sz w:val="18"/>
         </w:rPr>
-        <w:t xml:space="preserve"> front-end and backend development.</w:t>
-      </w:r>
-    </w:p>
-    <w:p>
-      <w:pPr>
-        <w:pStyle w:val="ListParagraph"/>
-        <w:numPr>
-          <w:ilvl w:val="0"/>
-          <w:numId w:val="27"/>
-        </w:numPr>
-        <w:ind w:left="540"/>
+        <w:t>I have</w:t>
+      </w:r>
+      <w:r>
         <w:rPr>
           <w:rFonts w:ascii="Verdana" w:hAnsi="Verdana"/>
           <w:sz w:val="18"/>
         </w:rPr>
-      </w:pPr>
-      <w:r>
+        <w:t xml:space="preserve"> done a lot of research in the caching and improving the performance in web app and database side.</w:t>
+      </w:r>
+    </w:p>
+    <w:p>
+      <w:pPr>
+        <w:pStyle w:val="ListParagraph"/>
+        <w:numPr>
+          <w:ilvl w:val="0"/>
+          <w:numId w:val="27"/>
+        </w:numPr>
+        <w:ind w:left="540"/>
         <w:rPr>
           <w:rFonts w:ascii="Verdana" w:hAnsi="Verdana"/>
           <w:sz w:val="18"/>
         </w:rPr>
-        <w:t>I have</w:t>
-      </w:r>
+      </w:pPr>
       <w:r>
         <w:rPr>
           <w:rFonts w:ascii="Verdana" w:hAnsi="Verdana"/>
           <w:sz w:val="18"/>
         </w:rPr>
-        <w:t xml:space="preserve"> done a lot of research in the caching and improving the performance in web app and database side.</w:t>
-      </w:r>
-    </w:p>
-    <w:p>
-      <w:pPr>
-        <w:pStyle w:val="ListParagraph"/>
-        <w:numPr>
-          <w:ilvl w:val="0"/>
-          <w:numId w:val="27"/>
-        </w:numPr>
-        <w:ind w:left="540"/>
+        <w:t xml:space="preserve">Implemented new </w:t>
+      </w:r>
+      <w:proofErr w:type="spellStart"/>
+      <w:r>
         <w:rPr>
           <w:rFonts w:ascii="Verdana" w:hAnsi="Verdana"/>
           <w:sz w:val="18"/>
         </w:rPr>
-      </w:pPr>
+        <w:t>api</w:t>
+      </w:r>
+      <w:proofErr w:type="spellEnd"/>
       <w:r>
         <w:rPr>
           <w:rFonts w:ascii="Verdana" w:hAnsi="Verdana"/>
           <w:sz w:val="18"/>
         </w:rPr>
-        <w:t xml:space="preserve">Implemented new </w:t>
+        <w:t xml:space="preserve"> and modify existing </w:t>
       </w:r>
       <w:proofErr w:type="spellStart"/>
       <w:r>
@@ -6800,7 +6646,7 @@
           <w:rFonts w:ascii="Verdana" w:hAnsi="Verdana"/>
           <w:sz w:val="18"/>
         </w:rPr>
-        <w:t xml:space="preserve"> and modify existing </w:t>
+        <w:t xml:space="preserve"> which interact with Docusign and </w:t>
       </w:r>
       <w:proofErr w:type="spellStart"/>
       <w:r>
@@ -6808,7 +6654,7 @@
           <w:rFonts w:ascii="Verdana" w:hAnsi="Verdana"/>
           <w:sz w:val="18"/>
         </w:rPr>
-        <w:t>api</w:t>
+        <w:t>dhub</w:t>
       </w:r>
       <w:proofErr w:type="spellEnd"/>
       <w:r>
@@ -6816,74 +6662,112 @@
           <w:rFonts w:ascii="Verdana" w:hAnsi="Verdana"/>
           <w:sz w:val="18"/>
         </w:rPr>
-        <w:t xml:space="preserve"> which interact with Docusign and </w:t>
-      </w:r>
-      <w:proofErr w:type="spellStart"/>
-      <w:r>
+        <w:t xml:space="preserve"> services for contract renewal services.</w:t>
+      </w:r>
+    </w:p>
+    <w:p>
+      <w:pPr>
+        <w:pStyle w:val="ListParagraph"/>
+        <w:numPr>
+          <w:ilvl w:val="0"/>
+          <w:numId w:val="27"/>
+        </w:numPr>
+        <w:ind w:left="540"/>
         <w:rPr>
           <w:rFonts w:ascii="Verdana" w:hAnsi="Verdana"/>
           <w:sz w:val="18"/>
         </w:rPr>
-        <w:t>dhub</w:t>
-      </w:r>
-      <w:proofErr w:type="spellEnd"/>
+      </w:pPr>
       <w:r>
         <w:rPr>
           <w:rFonts w:ascii="Verdana" w:hAnsi="Verdana"/>
           <w:sz w:val="18"/>
         </w:rPr>
-        <w:t xml:space="preserve"> services for contract renewal services.</w:t>
-      </w:r>
-    </w:p>
-    <w:p>
-      <w:pPr>
-        <w:pStyle w:val="ListParagraph"/>
-        <w:numPr>
-          <w:ilvl w:val="0"/>
-          <w:numId w:val="27"/>
-        </w:numPr>
-        <w:ind w:left="540"/>
+        <w:t xml:space="preserve">Creating a separate </w:t>
+      </w:r>
+      <w:r>
         <w:rPr>
           <w:rFonts w:ascii="Verdana" w:hAnsi="Verdana"/>
           <w:sz w:val="18"/>
         </w:rPr>
-      </w:pPr>
+        <w:t>dB context</w:t>
+      </w:r>
       <w:r>
         <w:rPr>
           <w:rFonts w:ascii="Verdana" w:hAnsi="Verdana"/>
           <w:sz w:val="18"/>
         </w:rPr>
-        <w:t xml:space="preserve">Creating a separate </w:t>
+        <w:t xml:space="preserve"> for read and write operation and added </w:t>
       </w:r>
       <w:r>
         <w:rPr>
           <w:rFonts w:ascii="Verdana" w:hAnsi="Verdana"/>
           <w:sz w:val="18"/>
         </w:rPr>
-        <w:t>dB context</w:t>
+        <w:t>replicas</w:t>
       </w:r>
       <w:r>
         <w:rPr>
           <w:rFonts w:ascii="Verdana" w:hAnsi="Verdana"/>
           <w:sz w:val="18"/>
         </w:rPr>
-        <w:t xml:space="preserve"> for read and write operation and added </w:t>
-      </w:r>
-      <w:proofErr w:type="gramStart"/>
-      <w:r>
+        <w:t xml:space="preserve"> in the backend services.</w:t>
+      </w:r>
+    </w:p>
+    <w:p>
+      <w:pPr>
+        <w:pStyle w:val="ListParagraph"/>
+        <w:numPr>
+          <w:ilvl w:val="0"/>
+          <w:numId w:val="27"/>
+        </w:numPr>
+        <w:ind w:left="540"/>
         <w:rPr>
           <w:rFonts w:ascii="Verdana" w:hAnsi="Verdana"/>
           <w:sz w:val="18"/>
         </w:rPr>
-        <w:t>read-replica pattern</w:t>
-      </w:r>
-      <w:proofErr w:type="gramEnd"/>
+      </w:pPr>
       <w:r>
         <w:rPr>
           <w:rFonts w:ascii="Verdana" w:hAnsi="Verdana"/>
           <w:sz w:val="18"/>
         </w:rPr>
-        <w:t xml:space="preserve"> in the backend services.</w:t>
+        <w:t xml:space="preserve">Code refactoring and code folder structure defined and refactor the solution. Also created separate micro-services </w:t>
+      </w:r>
+      <w:r>
+        <w:rPr>
+          <w:rFonts w:ascii="Verdana" w:hAnsi="Verdana"/>
+          <w:sz w:val="18"/>
+        </w:rPr>
+        <w:t>solutions</w:t>
+      </w:r>
+      <w:r>
+        <w:rPr>
+          <w:rFonts w:ascii="Verdana" w:hAnsi="Verdana"/>
+          <w:sz w:val="18"/>
+        </w:rPr>
+        <w:t xml:space="preserve"> and pattern for all the server less architecture and solution.</w:t>
+      </w:r>
+    </w:p>
+    <w:p>
+      <w:pPr>
+        <w:pStyle w:val="ListParagraph"/>
+        <w:numPr>
+          <w:ilvl w:val="0"/>
+          <w:numId w:val="27"/>
+        </w:numPr>
+        <w:ind w:left="540"/>
+        <w:rPr>
+          <w:rFonts w:ascii="Verdana" w:hAnsi="Verdana"/>
+          <w:sz w:val="18"/>
+        </w:rPr>
+      </w:pPr>
+      <w:r>
+        <w:rPr>
+          <w:rFonts w:ascii="Verdana" w:hAnsi="Verdana"/>
+          <w:sz w:val="18"/>
+        </w:rPr>
+        <w:t>Handover the KT to customer teams</w:t>
       </w:r>
     </w:p>
     <w:sectPr>

--- a/resume/WORD/my-project-details.docx
+++ b/resume/WORD/my-project-details.docx
@@ -146,13 +146,142 @@
           <w:color w:val="000000"/>
           <w:sz w:val="23"/>
         </w:rPr>
-        <w:t>An E-Learning Management System operating in a cloud environment, providing access to both cloud and local labs. The system supports four user levels: ADMIN, CUSTOMER, INSTRUCTOR, and USER/Student.</w:t>
-      </w:r>
-    </w:p>
-    <w:p>
-      <w:pPr>
+        <w:t>E-Learning Management System operating in a cloud environment, providing access to both cloud and local labs</w:t>
+      </w:r>
+      <w:r>
         <w:rPr>
           <w:rFonts w:ascii="Times New Roman" w:hAnsi="Times New Roman" w:cs="Times New Roman"/>
+          <w:color w:val="000000"/>
+          <w:sz w:val="23"/>
+        </w:rPr>
+        <w:t xml:space="preserve"> for corporate user training. </w:t>
+      </w:r>
+      <w:r>
+        <w:rPr>
+          <w:rFonts w:ascii="Times New Roman" w:hAnsi="Times New Roman" w:cs="Times New Roman"/>
+          <w:color w:val="000000"/>
+          <w:sz w:val="23"/>
+        </w:rPr>
+        <w:t xml:space="preserve"> The</w:t>
+      </w:r>
+      <w:r>
+        <w:rPr>
+          <w:rFonts w:ascii="Times New Roman" w:hAnsi="Times New Roman" w:cs="Times New Roman"/>
+          <w:color w:val="000000"/>
+          <w:sz w:val="23"/>
+        </w:rPr>
+        <w:t xml:space="preserve"> system supports four user levels: ADMIN, CUSTOMER, INSTRUCTOR, and USER/Student.</w:t>
+      </w:r>
+    </w:p>
+    <w:p>
+      <w:pPr>
+        <w:rPr>
+          <w:rFonts w:ascii="Times New Roman" w:hAnsi="Times New Roman" w:cs="Times New Roman"/>
+          <w:color w:val="000000"/>
+          <w:sz w:val="23"/>
+        </w:rPr>
+      </w:pPr>
+      <w:r>
+        <w:rPr>
+          <w:rFonts w:ascii="Times New Roman" w:hAnsi="Times New Roman" w:cs="Times New Roman"/>
+          <w:color w:val="000000"/>
+          <w:sz w:val="23"/>
+        </w:rPr>
+        <w:t>Users</w:t>
+      </w:r>
+      <w:r>
+        <w:rPr>
+          <w:rFonts w:ascii="Times New Roman" w:hAnsi="Times New Roman" w:cs="Times New Roman"/>
+          <w:color w:val="000000"/>
+          <w:sz w:val="23"/>
+        </w:rPr>
+        <w:t xml:space="preserve"> can access various content and </w:t>
+      </w:r>
+      <w:r>
+        <w:rPr>
+          <w:rFonts w:ascii="Times New Roman" w:hAnsi="Times New Roman" w:cs="Times New Roman"/>
+          <w:color w:val="000000"/>
+          <w:sz w:val="23"/>
+        </w:rPr>
+        <w:t>courses</w:t>
+      </w:r>
+      <w:r>
+        <w:rPr>
+          <w:rFonts w:ascii="Times New Roman" w:hAnsi="Times New Roman" w:cs="Times New Roman"/>
+          <w:color w:val="000000"/>
+          <w:sz w:val="23"/>
+        </w:rPr>
+        <w:t xml:space="preserve"> designed by the instructor for specific requirements and admin can manage all the training and user management. </w:t>
+      </w:r>
+      <w:r>
+        <w:rPr>
+          <w:rFonts w:ascii="Times New Roman" w:hAnsi="Times New Roman" w:cs="Times New Roman"/>
+          <w:color w:val="000000"/>
+          <w:sz w:val="23"/>
+        </w:rPr>
+        <w:t>Instructors</w:t>
+      </w:r>
+      <w:r>
+        <w:rPr>
+          <w:rFonts w:ascii="Times New Roman" w:hAnsi="Times New Roman" w:cs="Times New Roman"/>
+          <w:color w:val="000000"/>
+          <w:sz w:val="23"/>
+        </w:rPr>
+        <w:t xml:space="preserve"> have right to access and </w:t>
+      </w:r>
+      <w:r>
+        <w:rPr>
+          <w:rFonts w:ascii="Times New Roman" w:hAnsi="Times New Roman" w:cs="Times New Roman"/>
+          <w:color w:val="000000"/>
+          <w:sz w:val="23"/>
+        </w:rPr>
+        <w:t>building</w:t>
+      </w:r>
+      <w:r>
+        <w:rPr>
+          <w:rFonts w:ascii="Times New Roman" w:hAnsi="Times New Roman" w:cs="Times New Roman"/>
+          <w:color w:val="000000"/>
+          <w:sz w:val="23"/>
+        </w:rPr>
+        <w:t xml:space="preserve"> and create new </w:t>
+      </w:r>
+      <w:r>
+        <w:rPr>
+          <w:rFonts w:ascii="Times New Roman" w:hAnsi="Times New Roman" w:cs="Times New Roman"/>
+          <w:color w:val="000000"/>
+          <w:sz w:val="23"/>
+        </w:rPr>
+        <w:t>training</w:t>
+      </w:r>
+      <w:r>
+        <w:rPr>
+          <w:rFonts w:ascii="Times New Roman" w:hAnsi="Times New Roman" w:cs="Times New Roman"/>
+          <w:color w:val="000000"/>
+          <w:sz w:val="23"/>
+        </w:rPr>
+        <w:t xml:space="preserve"> for specific </w:t>
+      </w:r>
+      <w:r>
+        <w:rPr>
+          <w:rFonts w:ascii="Times New Roman" w:hAnsi="Times New Roman" w:cs="Times New Roman"/>
+          <w:color w:val="000000"/>
+          <w:sz w:val="23"/>
+        </w:rPr>
+        <w:t>requirements</w:t>
+      </w:r>
+      <w:r>
+        <w:rPr>
+          <w:rFonts w:ascii="Times New Roman" w:hAnsi="Times New Roman" w:cs="Times New Roman"/>
+          <w:color w:val="000000"/>
+          <w:sz w:val="23"/>
+        </w:rPr>
+        <w:t>.</w:t>
+      </w:r>
+    </w:p>
+    <w:p>
+      <w:pPr>
+        <w:rPr>
+          <w:rFonts w:ascii="Times New Roman" w:hAnsi="Times New Roman" w:cs="Times New Roman"/>
           <w:b/>
           <w:color w:val="000000"/>
           <w:sz w:val="23"/>
@@ -353,16 +482,6 @@
         </w:rPr>
         <w:t>Maintained codebases, provided customer support, and performed manual testing.</w:t>
       </w:r>
-    </w:p>
-    <w:p>
-      <w:pPr>
-        <w:spacing w:line="240" w:lineRule="auto"/>
-        <w:rPr>
-          <w:rFonts w:ascii="Times New Roman" w:eastAsia="Times New Roman" w:hAnsi="Times New Roman"/>
-          <w:b/>
-          <w:sz w:val="23"/>
-        </w:rPr>
-      </w:pPr>
     </w:p>
     <w:p>
       <w:pPr>
@@ -504,7 +623,25 @@
           <w:sz w:val="23"/>
           <w:szCs w:val="23"/>
         </w:rPr>
-        <w:t xml:space="preserve"> This system manages the HR and payroll information of the company, covering end-to-end details.</w:t>
+        <w:t xml:space="preserve"> This system manages the HR and payroll information of the company, covering end-to-end </w:t>
+      </w:r>
+      <w:r>
+        <w:rPr>
+          <w:rFonts w:ascii="Times New Roman" w:eastAsia="Times New Roman" w:hAnsi="Times New Roman" w:cs="Times New Roman"/>
+          <w:bCs/>
+          <w:sz w:val="23"/>
+          <w:szCs w:val="23"/>
+        </w:rPr>
+        <w:t>details.</w:t>
+      </w:r>
+      <w:r>
+        <w:rPr>
+          <w:rFonts w:ascii="Times New Roman" w:eastAsia="Times New Roman" w:hAnsi="Times New Roman" w:cs="Times New Roman"/>
+          <w:bCs/>
+          <w:sz w:val="23"/>
+          <w:szCs w:val="23"/>
+        </w:rPr>
+        <w:t xml:space="preserve"> Leave management, daily time logging, leave and management, payroll processing, salary management,</w:t>
       </w:r>
     </w:p>
     <w:p>
@@ -576,7 +713,34 @@
           <w:sz w:val="23"/>
           <w:szCs w:val="23"/>
         </w:rPr>
-        <w:t xml:space="preserve"> This system handles basic employment hiring for government jobs, company registration processes, ER management, and organizing job fairs.</w:t>
+        <w:t xml:space="preserve"> This system handles basic employment hiring for government jobs, company registration processes, ER</w:t>
+      </w:r>
+      <w:r>
+        <w:rPr>
+          <w:rFonts w:ascii="Times New Roman" w:eastAsia="Times New Roman" w:hAnsi="Times New Roman" w:cs="Times New Roman"/>
+          <w:bCs/>
+          <w:sz w:val="23"/>
+          <w:szCs w:val="23"/>
+        </w:rPr>
+        <w:t>P</w:t>
+      </w:r>
+      <w:r>
+        <w:rPr>
+          <w:rFonts w:ascii="Times New Roman" w:eastAsia="Times New Roman" w:hAnsi="Times New Roman" w:cs="Times New Roman"/>
+          <w:bCs/>
+          <w:sz w:val="23"/>
+          <w:szCs w:val="23"/>
+        </w:rPr>
+        <w:t xml:space="preserve"> management, and organizing job fairs</w:t>
+      </w:r>
+      <w:r>
+        <w:rPr>
+          <w:rFonts w:ascii="Times New Roman" w:eastAsia="Times New Roman" w:hAnsi="Times New Roman" w:cs="Times New Roman"/>
+          <w:bCs/>
+          <w:sz w:val="23"/>
+          <w:szCs w:val="23"/>
+        </w:rPr>
+        <w:t>, job seeker registration, CMS management.</w:t>
       </w:r>
     </w:p>
     <w:p>
@@ -632,7 +796,25 @@
           <w:sz w:val="23"/>
           <w:szCs w:val="23"/>
         </w:rPr>
-        <w:t xml:space="preserve"> This system manages various user-level tasks and complaints against government employees and citizen issues.</w:t>
+        <w:t xml:space="preserve"> This system manages various user-level tasks and complaints against government employees and citizen </w:t>
+      </w:r>
+      <w:r>
+        <w:rPr>
+          <w:rFonts w:ascii="Times New Roman" w:eastAsia="Times New Roman" w:hAnsi="Times New Roman" w:cs="Times New Roman"/>
+          <w:bCs/>
+          <w:sz w:val="23"/>
+          <w:szCs w:val="23"/>
+        </w:rPr>
+        <w:t>issues.</w:t>
+      </w:r>
+      <w:r>
+        <w:rPr>
+          <w:rFonts w:ascii="Times New Roman" w:eastAsia="Times New Roman" w:hAnsi="Times New Roman" w:cs="Times New Roman"/>
+          <w:bCs/>
+          <w:sz w:val="23"/>
+          <w:szCs w:val="23"/>
+        </w:rPr>
+        <w:t xml:space="preserve"> It has workflow and role based access control over the data who can control the complaint and workflow process.</w:t>
       </w:r>
     </w:p>
     <w:p>
@@ -809,6 +991,7 @@
           <w:sz w:val="23"/>
           <w:shd w:val="clear" w:color="auto" w:fill="FFFFFF"/>
         </w:rPr>
+        <w:lastRenderedPageBreak/>
         <w:t>Built custom controls to enhance flexibility, reusability, and design-time experience.</w:t>
       </w:r>
     </w:p>
@@ -856,6 +1039,20 @@
         </w:rPr>
         <w:t>Performed code development, maintenance, and manual testing</w:t>
       </w:r>
+    </w:p>
+    <w:p>
+      <w:pPr>
+        <w:pStyle w:val="ListParagraph"/>
+        <w:numPr>
+          <w:ilvl w:val="0"/>
+          <w:numId w:val="13"/>
+        </w:numPr>
+        <w:ind w:left="690"/>
+        <w:rPr>
+          <w:rFonts w:ascii="Times New Roman" w:eastAsia="Times New Roman" w:hAnsi="Times New Roman"/>
+          <w:sz w:val="23"/>
+        </w:rPr>
+      </w:pPr>
     </w:p>
     <w:p>
       <w:pPr>
@@ -884,7 +1081,6 @@
           <w:szCs w:val="23"/>
           <w:u w:val="single"/>
         </w:rPr>
-        <w:lastRenderedPageBreak/>
         <w:t>COMPANY:</w:t>
       </w:r>
       <w:r>
@@ -1743,6 +1939,7 @@
           <w:szCs w:val="23"/>
           <w:u w:val="single"/>
         </w:rPr>
+        <w:lastRenderedPageBreak/>
         <w:t xml:space="preserve">HERMES </w:t>
       </w:r>
     </w:p>
@@ -1804,538 +2001,655 @@
           <w:color w:val="000000"/>
           <w:sz w:val="23"/>
         </w:rPr>
+        <w:t>This system determines banking product decisions based on client feedback before implementation.</w:t>
+      </w:r>
+    </w:p>
+    <w:p>
+      <w:pPr>
+        <w:rPr>
+          <w:rFonts w:ascii="Times New Roman" w:hAnsi="Times New Roman"/>
+          <w:b/>
+          <w:sz w:val="23"/>
+          <w:u w:val="single"/>
+        </w:rPr>
+      </w:pPr>
+      <w:r>
+        <w:rPr>
+          <w:rFonts w:ascii="Times New Roman" w:hAnsi="Times New Roman"/>
+          <w:b/>
+          <w:sz w:val="23"/>
+          <w:u w:val="single"/>
+        </w:rPr>
+        <w:t>Key Tasks</w:t>
+      </w:r>
+    </w:p>
+    <w:p>
+      <w:pPr>
+        <w:pStyle w:val="ListParagraph"/>
+        <w:numPr>
+          <w:ilvl w:val="0"/>
+          <w:numId w:val="15"/>
+        </w:numPr>
+        <w:ind w:left="690"/>
+        <w:rPr>
+          <w:rFonts w:ascii="Times New Roman" w:hAnsi="Times New Roman"/>
+          <w:sz w:val="23"/>
+          <w:shd w:val="clear" w:color="auto" w:fill="FFFFFF"/>
+        </w:rPr>
+      </w:pPr>
+      <w:r>
+        <w:rPr>
+          <w:rFonts w:ascii="Times New Roman" w:hAnsi="Times New Roman"/>
+          <w:sz w:val="23"/>
+          <w:shd w:val="clear" w:color="auto" w:fill="FFFFFF"/>
+        </w:rPr>
+        <w:t>Analyzed client requirements, designed web application architecture (GUI, business, data access tiers), and developed related components.</w:t>
+      </w:r>
+    </w:p>
+    <w:p>
+      <w:pPr>
+        <w:pStyle w:val="ListParagraph"/>
+        <w:numPr>
+          <w:ilvl w:val="0"/>
+          <w:numId w:val="15"/>
+        </w:numPr>
+        <w:ind w:left="690"/>
+        <w:rPr>
+          <w:rFonts w:ascii="Times New Roman" w:hAnsi="Times New Roman"/>
+          <w:sz w:val="23"/>
+          <w:shd w:val="clear" w:color="auto" w:fill="FFFFFF"/>
+        </w:rPr>
+      </w:pPr>
+      <w:r>
+        <w:rPr>
+          <w:rFonts w:ascii="Times New Roman" w:hAnsi="Times New Roman"/>
+          <w:sz w:val="23"/>
+          <w:shd w:val="clear" w:color="auto" w:fill="FFFFFF"/>
+        </w:rPr>
+        <w:t xml:space="preserve">Utilized ASP.NET MVC, </w:t>
+      </w:r>
+      <w:proofErr w:type="spellStart"/>
+      <w:r>
+        <w:rPr>
+          <w:rFonts w:ascii="Times New Roman" w:hAnsi="Times New Roman"/>
+          <w:sz w:val="23"/>
+          <w:shd w:val="clear" w:color="auto" w:fill="FFFFFF"/>
+        </w:rPr>
+        <w:t>JQuery</w:t>
+      </w:r>
+      <w:proofErr w:type="spellEnd"/>
+      <w:r>
+        <w:rPr>
+          <w:rFonts w:ascii="Times New Roman" w:hAnsi="Times New Roman"/>
+          <w:sz w:val="23"/>
+          <w:shd w:val="clear" w:color="auto" w:fill="FFFFFF"/>
+        </w:rPr>
+        <w:t xml:space="preserve">, Entity Framework, LINQ, </w:t>
+      </w:r>
+      <w:proofErr w:type="spellStart"/>
+      <w:r>
+        <w:rPr>
+          <w:rFonts w:ascii="Times New Roman" w:hAnsi="Times New Roman"/>
+          <w:sz w:val="23"/>
+          <w:shd w:val="clear" w:color="auto" w:fill="FFFFFF"/>
+        </w:rPr>
+        <w:t>Eflex</w:t>
+      </w:r>
+      <w:proofErr w:type="spellEnd"/>
+      <w:r>
+        <w:rPr>
+          <w:rFonts w:ascii="Times New Roman" w:hAnsi="Times New Roman"/>
+          <w:sz w:val="23"/>
+          <w:shd w:val="clear" w:color="auto" w:fill="FFFFFF"/>
+        </w:rPr>
+        <w:t xml:space="preserve"> core library, ADO.NET, </w:t>
+      </w:r>
+      <w:proofErr w:type="spellStart"/>
+      <w:r>
+        <w:rPr>
+          <w:rFonts w:ascii="Times New Roman" w:hAnsi="Times New Roman"/>
+          <w:sz w:val="23"/>
+          <w:shd w:val="clear" w:color="auto" w:fill="FFFFFF"/>
+        </w:rPr>
+        <w:t>alertify</w:t>
+      </w:r>
+      <w:proofErr w:type="spellEnd"/>
+      <w:r>
+        <w:rPr>
+          <w:rFonts w:ascii="Times New Roman" w:hAnsi="Times New Roman"/>
+          <w:sz w:val="23"/>
+          <w:shd w:val="clear" w:color="auto" w:fill="FFFFFF"/>
+        </w:rPr>
+        <w:t xml:space="preserve">, foundation, </w:t>
+      </w:r>
+      <w:proofErr w:type="spellStart"/>
+      <w:r>
+        <w:rPr>
+          <w:rFonts w:ascii="Times New Roman" w:hAnsi="Times New Roman"/>
+          <w:sz w:val="23"/>
+          <w:shd w:val="clear" w:color="auto" w:fill="FFFFFF"/>
+        </w:rPr>
+        <w:t>MemCache</w:t>
+      </w:r>
+      <w:proofErr w:type="spellEnd"/>
+      <w:r>
+        <w:rPr>
+          <w:rFonts w:ascii="Times New Roman" w:hAnsi="Times New Roman"/>
+          <w:sz w:val="23"/>
+          <w:shd w:val="clear" w:color="auto" w:fill="FFFFFF"/>
+        </w:rPr>
+        <w:t>, and MS test framework.</w:t>
+      </w:r>
+    </w:p>
+    <w:p>
+      <w:pPr>
+        <w:pStyle w:val="ListParagraph"/>
+        <w:numPr>
+          <w:ilvl w:val="0"/>
+          <w:numId w:val="15"/>
+        </w:numPr>
+        <w:ind w:left="690"/>
+        <w:rPr>
+          <w:rFonts w:ascii="Times New Roman" w:hAnsi="Times New Roman"/>
+          <w:sz w:val="23"/>
+          <w:shd w:val="clear" w:color="auto" w:fill="FFFFFF"/>
+        </w:rPr>
+      </w:pPr>
+      <w:r>
+        <w:rPr>
+          <w:rFonts w:ascii="Times New Roman" w:hAnsi="Times New Roman"/>
+          <w:sz w:val="23"/>
+          <w:shd w:val="clear" w:color="auto" w:fill="FFFFFF"/>
+        </w:rPr>
+        <w:t>Performed unit and integration testing, and managed application deployment.</w:t>
+      </w:r>
+    </w:p>
+    <w:p>
+      <w:pPr>
+        <w:pStyle w:val="ListParagraph"/>
+        <w:numPr>
+          <w:ilvl w:val="0"/>
+          <w:numId w:val="15"/>
+        </w:numPr>
+        <w:ind w:left="690"/>
+        <w:rPr>
+          <w:rFonts w:ascii="Times New Roman" w:hAnsi="Times New Roman"/>
+          <w:sz w:val="23"/>
+          <w:shd w:val="clear" w:color="auto" w:fill="FFFFFF"/>
+        </w:rPr>
+      </w:pPr>
+      <w:r>
+        <w:rPr>
+          <w:rFonts w:ascii="Times New Roman" w:hAnsi="Times New Roman"/>
+          <w:sz w:val="23"/>
+          <w:shd w:val="clear" w:color="auto" w:fill="FFFFFF"/>
+        </w:rPr>
+        <w:t>Built and maintained SQL and PL/SQL database objects for Oracle integration.</w:t>
+      </w:r>
+    </w:p>
+    <w:p>
+      <w:pPr>
+        <w:pStyle w:val="ListParagraph"/>
+        <w:numPr>
+          <w:ilvl w:val="0"/>
+          <w:numId w:val="15"/>
+        </w:numPr>
+        <w:ind w:left="690"/>
+        <w:rPr>
+          <w:rFonts w:ascii="Times New Roman" w:hAnsi="Times New Roman"/>
+          <w:sz w:val="23"/>
+          <w:shd w:val="clear" w:color="auto" w:fill="FFFFFF"/>
+        </w:rPr>
+      </w:pPr>
+      <w:r>
+        <w:rPr>
+          <w:rFonts w:ascii="Times New Roman" w:hAnsi="Times New Roman"/>
+          <w:sz w:val="23"/>
+          <w:shd w:val="clear" w:color="auto" w:fill="FFFFFF"/>
+        </w:rPr>
+        <w:t>Attended daily scrum, agile meetings, and sprint retrospectives.</w:t>
+      </w:r>
+    </w:p>
+    <w:p>
+      <w:pPr>
+        <w:pStyle w:val="ListParagraph"/>
+        <w:numPr>
+          <w:ilvl w:val="0"/>
+          <w:numId w:val="15"/>
+        </w:numPr>
+        <w:ind w:left="690"/>
+        <w:rPr>
+          <w:rFonts w:ascii="Times New Roman" w:hAnsi="Times New Roman"/>
+          <w:sz w:val="23"/>
+          <w:shd w:val="clear" w:color="auto" w:fill="FFFFFF"/>
+        </w:rPr>
+      </w:pPr>
+      <w:r>
+        <w:rPr>
+          <w:rFonts w:ascii="Times New Roman" w:hAnsi="Times New Roman"/>
+          <w:sz w:val="23"/>
+          <w:shd w:val="clear" w:color="auto" w:fill="FFFFFF"/>
+        </w:rPr>
+        <w:t>Implemented validations with Parsley (JavaScript) and .NET controls.</w:t>
+      </w:r>
+    </w:p>
+    <w:p>
+      <w:pPr>
+        <w:pStyle w:val="ListParagraph"/>
+        <w:numPr>
+          <w:ilvl w:val="0"/>
+          <w:numId w:val="15"/>
+        </w:numPr>
+        <w:ind w:left="690"/>
+        <w:rPr>
+          <w:rFonts w:ascii="Times New Roman" w:hAnsi="Times New Roman"/>
+          <w:sz w:val="23"/>
+          <w:shd w:val="clear" w:color="auto" w:fill="FFFFFF"/>
+        </w:rPr>
+      </w:pPr>
+      <w:r>
+        <w:rPr>
+          <w:rFonts w:ascii="Times New Roman" w:hAnsi="Times New Roman"/>
+          <w:sz w:val="23"/>
+          <w:shd w:val="clear" w:color="auto" w:fill="FFFFFF"/>
+        </w:rPr>
+        <w:t>Created and modified reports using ITextSharp to meet requirements.</w:t>
+      </w:r>
+    </w:p>
+    <w:p>
+      <w:pPr>
+        <w:pStyle w:val="ListParagraph"/>
+        <w:numPr>
+          <w:ilvl w:val="0"/>
+          <w:numId w:val="15"/>
+        </w:numPr>
+        <w:ind w:left="690"/>
+        <w:rPr>
+          <w:rFonts w:ascii="Times New Roman" w:hAnsi="Times New Roman"/>
+          <w:sz w:val="23"/>
+          <w:shd w:val="clear" w:color="auto" w:fill="FFFFFF"/>
+        </w:rPr>
+      </w:pPr>
+      <w:r>
+        <w:rPr>
+          <w:rFonts w:ascii="Times New Roman" w:hAnsi="Times New Roman"/>
+          <w:sz w:val="23"/>
+          <w:shd w:val="clear" w:color="auto" w:fill="FFFFFF"/>
+        </w:rPr>
+        <w:t>Established TDD processes and authored unit and acceptance tests.</w:t>
+      </w:r>
+    </w:p>
+    <w:p>
+      <w:pPr>
+        <w:pStyle w:val="ListParagraph"/>
+        <w:numPr>
+          <w:ilvl w:val="0"/>
+          <w:numId w:val="15"/>
+        </w:numPr>
+        <w:ind w:left="690"/>
+        <w:rPr>
+          <w:rFonts w:ascii="Times New Roman" w:eastAsia="Times New Roman" w:hAnsi="Times New Roman"/>
+          <w:sz w:val="23"/>
+        </w:rPr>
+      </w:pPr>
+      <w:r>
+        <w:rPr>
+          <w:rFonts w:ascii="Times New Roman" w:hAnsi="Times New Roman"/>
+          <w:sz w:val="23"/>
+          <w:shd w:val="clear" w:color="auto" w:fill="FFFFFF"/>
+        </w:rPr>
+        <w:t>Conducted code writing, review, version control, maintenance, and provided customer support.</w:t>
+      </w:r>
+    </w:p>
+    <w:p>
+      <w:pPr>
+        <w:rPr>
+          <w:rFonts w:ascii="Times New Roman" w:eastAsia="Times New Roman" w:hAnsi="Times New Roman" w:cs="Times New Roman"/>
+          <w:b/>
+          <w:sz w:val="23"/>
+          <w:szCs w:val="23"/>
+        </w:rPr>
+      </w:pPr>
+      <w:r>
+        <w:rPr>
+          <w:rFonts w:ascii="Times New Roman" w:eastAsia="Times New Roman" w:hAnsi="Times New Roman" w:cs="Times New Roman"/>
+          <w:b/>
+          <w:sz w:val="23"/>
+          <w:szCs w:val="23"/>
+          <w:u w:val="single"/>
+        </w:rPr>
+        <w:t>COMPANY:</w:t>
+      </w:r>
+      <w:r>
+        <w:rPr>
+          <w:rFonts w:ascii="Times New Roman" w:eastAsia="Times New Roman" w:hAnsi="Times New Roman" w:cs="Times New Roman"/>
+          <w:b/>
+          <w:sz w:val="23"/>
+          <w:szCs w:val="23"/>
+        </w:rPr>
+        <w:t xml:space="preserve"> </w:t>
+      </w:r>
+      <w:r>
+        <w:rPr>
+          <w:rFonts w:ascii="Times New Roman" w:eastAsia="Times New Roman" w:hAnsi="Times New Roman" w:cs="Times New Roman"/>
+          <w:b/>
+          <w:sz w:val="23"/>
+          <w:szCs w:val="23"/>
+        </w:rPr>
+        <w:t>MICROSOFT</w:t>
+      </w:r>
+      <w:r>
+        <w:rPr>
+          <w:rFonts w:ascii="Times New Roman" w:eastAsia="Times New Roman" w:hAnsi="Times New Roman" w:cs="Times New Roman"/>
+          <w:b/>
+          <w:sz w:val="23"/>
+          <w:szCs w:val="23"/>
+        </w:rPr>
+        <w:t xml:space="preserve"> </w:t>
+      </w:r>
+      <w:r>
+        <w:rPr>
+          <w:rFonts w:ascii="Times New Roman" w:eastAsia="Times New Roman" w:hAnsi="Times New Roman" w:cs="Times New Roman"/>
+          <w:b/>
+          <w:sz w:val="23"/>
+          <w:szCs w:val="23"/>
+        </w:rPr>
+        <w:t xml:space="preserve">- </w:t>
+      </w:r>
+      <w:r>
+        <w:rPr>
+          <w:rFonts w:ascii="Times New Roman" w:eastAsia="Times New Roman" w:hAnsi="Times New Roman" w:cs="Times New Roman"/>
+          <w:b/>
+          <w:sz w:val="23"/>
+          <w:szCs w:val="23"/>
+        </w:rPr>
+        <w:t>Technical Consultant)</w:t>
+      </w:r>
+    </w:p>
+    <w:p>
+      <w:pPr>
+        <w:spacing w:line="240" w:lineRule="auto"/>
+        <w:rPr>
+          <w:rFonts w:ascii="Times New Roman" w:eastAsia="Times New Roman" w:hAnsi="Times New Roman" w:cs="Times New Roman"/>
+          <w:b/>
+          <w:sz w:val="23"/>
+          <w:szCs w:val="23"/>
+          <w:u w:val="single"/>
+        </w:rPr>
+      </w:pPr>
+      <w:r>
+        <w:rPr>
+          <w:rFonts w:ascii="Times New Roman" w:eastAsia="Times New Roman" w:hAnsi="Times New Roman" w:cs="Times New Roman"/>
+          <w:b/>
+          <w:sz w:val="23"/>
+          <w:szCs w:val="23"/>
+          <w:u w:val="single"/>
+        </w:rPr>
+        <w:t>P</w:t>
+      </w:r>
+      <w:r>
+        <w:rPr>
+          <w:rFonts w:ascii="Times New Roman" w:eastAsia="Times New Roman" w:hAnsi="Times New Roman" w:cs="Times New Roman"/>
+          <w:b/>
+          <w:sz w:val="23"/>
+          <w:szCs w:val="23"/>
+          <w:u w:val="single"/>
+        </w:rPr>
+        <w:t>roject:</w:t>
+      </w:r>
+    </w:p>
+    <w:p>
+      <w:pPr>
+        <w:rPr>
+          <w:rFonts w:ascii="Georgia" w:hAnsi="Georgia"/>
+          <w:b/>
+          <w:bCs/>
+          <w:color w:val="000000"/>
+          <w:sz w:val="24"/>
+        </w:rPr>
+      </w:pPr>
+      <w:r>
+        <w:rPr>
+          <w:rFonts w:ascii="Georgia" w:hAnsi="Georgia"/>
+          <w:b/>
+          <w:bCs/>
+          <w:color w:val="000000"/>
+          <w:sz w:val="24"/>
+        </w:rPr>
+        <w:t>Grant Thornton LLP (AUDIT TOOL)</w:t>
+      </w:r>
+    </w:p>
+    <w:p>
+      <w:pPr>
+        <w:rPr>
+          <w:rFonts w:ascii="Times New Roman" w:hAnsi="Times New Roman" w:cs="Times New Roman"/>
+          <w:color w:val="000000"/>
+          <w:sz w:val="23"/>
+        </w:rPr>
+      </w:pPr>
+      <w:r>
+        <w:rPr>
+          <w:rFonts w:ascii="Times New Roman" w:hAnsi="Times New Roman" w:cs="Times New Roman"/>
+          <w:color w:val="000000"/>
+          <w:sz w:val="23"/>
+        </w:rPr>
+        <w:t>This tool provides methodology and systems for managing all auditing tasks; it serves as the foundation for all GTI auditors.</w:t>
+      </w:r>
+      <w:r>
+        <w:rPr>
+          <w:rFonts w:ascii="Times New Roman" w:hAnsi="Times New Roman" w:cs="Times New Roman"/>
+          <w:color w:val="000000"/>
+          <w:sz w:val="23"/>
+        </w:rPr>
+        <w:t xml:space="preserve"> I have worked as support engineer for managing incidents an handling customers and troubleshooting live issues. Setting up the end-to-end production issue, life cycle management and reporting to the customer.</w:t>
+      </w:r>
+    </w:p>
+    <w:p>
+      <w:pPr>
+        <w:rPr>
+          <w:rFonts w:ascii="Times New Roman" w:hAnsi="Times New Roman" w:cs="Times New Roman"/>
+          <w:b/>
+          <w:color w:val="000000"/>
+          <w:sz w:val="23"/>
+        </w:rPr>
+      </w:pPr>
+      <w:r>
+        <w:rPr>
+          <w:rFonts w:ascii="Times New Roman" w:hAnsi="Times New Roman" w:cs="Times New Roman"/>
+          <w:b/>
+          <w:color w:val="000000"/>
+          <w:sz w:val="23"/>
+        </w:rPr>
+        <w:t>THOR UEM</w:t>
+      </w:r>
+    </w:p>
+    <w:p>
+      <w:pPr>
+        <w:rPr>
+          <w:rFonts w:ascii="Times New Roman" w:hAnsi="Times New Roman" w:cs="Times New Roman"/>
+          <w:color w:val="000000"/>
+          <w:sz w:val="23"/>
+        </w:rPr>
+      </w:pPr>
+      <w:r>
+        <w:rPr>
+          <w:rFonts w:ascii="Times New Roman" w:hAnsi="Times New Roman" w:cs="Times New Roman"/>
+          <w:color w:val="000000"/>
+          <w:sz w:val="23"/>
+        </w:rPr>
+        <w:t xml:space="preserve">Tracks daily, monthly, and yearly toll transactions and reporting for the Malaysian </w:t>
+      </w:r>
+      <w:r>
+        <w:rPr>
+          <w:rFonts w:ascii="Times New Roman" w:hAnsi="Times New Roman" w:cs="Times New Roman"/>
+          <w:color w:val="000000"/>
+          <w:sz w:val="23"/>
+        </w:rPr>
+        <w:t>government.</w:t>
+      </w:r>
+      <w:r>
+        <w:rPr>
+          <w:rFonts w:ascii="Times New Roman" w:hAnsi="Times New Roman" w:cs="Times New Roman"/>
+          <w:color w:val="000000"/>
+          <w:sz w:val="23"/>
+        </w:rPr>
+        <w:t xml:space="preserve"> It</w:t>
+      </w:r>
+      <w:r>
+        <w:rPr>
+          <w:rFonts w:ascii="Times New Roman" w:hAnsi="Times New Roman" w:cs="Times New Roman"/>
+          <w:color w:val="000000"/>
+          <w:sz w:val="23"/>
+        </w:rPr>
+        <w:t xml:space="preserve"> is the automated system azure function which capture the data from Toll IOT devices </w:t>
+      </w:r>
+      <w:r>
+        <w:rPr>
+          <w:rFonts w:ascii="Times New Roman" w:hAnsi="Times New Roman" w:cs="Times New Roman"/>
+          <w:color w:val="000000"/>
+          <w:sz w:val="23"/>
+        </w:rPr>
+        <w:t xml:space="preserve">capture the vehicle information and send to </w:t>
+      </w:r>
+      <w:r>
+        <w:rPr>
+          <w:rFonts w:ascii="Times New Roman" w:hAnsi="Times New Roman" w:cs="Times New Roman"/>
+          <w:color w:val="000000"/>
+          <w:sz w:val="23"/>
+        </w:rPr>
+        <w:t>event-to-event</w:t>
+      </w:r>
+      <w:r>
+        <w:rPr>
+          <w:rFonts w:ascii="Times New Roman" w:hAnsi="Times New Roman" w:cs="Times New Roman"/>
+          <w:color w:val="000000"/>
+          <w:sz w:val="23"/>
+        </w:rPr>
+        <w:t xml:space="preserve"> hub for processing and payment processing.</w:t>
+      </w:r>
+    </w:p>
+    <w:p>
+      <w:pPr>
+        <w:rPr>
+          <w:rFonts w:ascii="Times New Roman" w:hAnsi="Times New Roman" w:cs="Times New Roman"/>
+          <w:b/>
+          <w:bCs/>
+          <w:color w:val="000000"/>
+          <w:sz w:val="23"/>
+        </w:rPr>
+      </w:pPr>
+      <w:r>
+        <w:rPr>
+          <w:rFonts w:ascii="Times New Roman" w:hAnsi="Times New Roman" w:cs="Times New Roman"/>
+          <w:b/>
+          <w:bCs/>
+          <w:color w:val="000000"/>
+          <w:sz w:val="23"/>
+        </w:rPr>
+        <w:t>NJC Nigeria (Court Notification and Case Management)</w:t>
+      </w:r>
+    </w:p>
+    <w:p>
+      <w:pPr>
+        <w:rPr>
+          <w:rFonts w:ascii="Times New Roman" w:hAnsi="Times New Roman" w:cs="Times New Roman"/>
+          <w:color w:val="000000"/>
+          <w:sz w:val="23"/>
+        </w:rPr>
+      </w:pPr>
+      <w:r>
+        <w:rPr>
+          <w:rFonts w:ascii="Times New Roman" w:hAnsi="Times New Roman" w:cs="Times New Roman"/>
+          <w:color w:val="000000"/>
+          <w:sz w:val="23"/>
+        </w:rPr>
+        <w:t>Manage</w:t>
+      </w:r>
+      <w:r>
+        <w:rPr>
+          <w:rFonts w:ascii="Times New Roman" w:hAnsi="Times New Roman" w:cs="Times New Roman"/>
+          <w:color w:val="000000"/>
+          <w:sz w:val="23"/>
+        </w:rPr>
+        <w:t xml:space="preserve"> SMS and email communications</w:t>
+      </w:r>
+      <w:r>
+        <w:rPr>
+          <w:rFonts w:ascii="Times New Roman" w:hAnsi="Times New Roman" w:cs="Times New Roman"/>
+          <w:color w:val="000000"/>
+          <w:sz w:val="23"/>
+        </w:rPr>
+        <w:t xml:space="preserve"> of all </w:t>
+      </w:r>
+      <w:r>
+        <w:rPr>
+          <w:rFonts w:ascii="Times New Roman" w:hAnsi="Times New Roman" w:cs="Times New Roman"/>
+          <w:color w:val="000000"/>
+          <w:sz w:val="23"/>
+        </w:rPr>
+        <w:t>the)</w:t>
+      </w:r>
+      <w:r>
+        <w:rPr>
+          <w:rFonts w:ascii="Times New Roman" w:hAnsi="Times New Roman" w:cs="Times New Roman"/>
+          <w:color w:val="000000"/>
+          <w:sz w:val="23"/>
+        </w:rPr>
+        <w:t>365 users</w:t>
+      </w:r>
+      <w:r>
+        <w:rPr>
+          <w:rFonts w:ascii="Times New Roman" w:hAnsi="Times New Roman" w:cs="Times New Roman"/>
+          <w:color w:val="000000"/>
+          <w:sz w:val="23"/>
+        </w:rPr>
+        <w:t xml:space="preserve"> between courts and lawyers, ensuring secure and traceable information exchange.</w:t>
+      </w:r>
+    </w:p>
+    <w:p>
+      <w:pPr>
+        <w:spacing w:before="120" w:after="0" w:line="240" w:lineRule="auto"/>
+        <w:rPr>
+          <w:rFonts w:ascii="Times New Roman" w:eastAsia="Times New Roman" w:hAnsi="Times New Roman" w:cs="Times New Roman"/>
+          <w:b/>
+          <w:bCs/>
+          <w:sz w:val="23"/>
+          <w:szCs w:val="23"/>
+          <w:u w:val="single"/>
+        </w:rPr>
+      </w:pPr>
+      <w:r>
+        <w:rPr>
+          <w:rFonts w:ascii="Times New Roman" w:eastAsia="Times New Roman" w:hAnsi="Times New Roman" w:cs="Times New Roman"/>
+          <w:b/>
+          <w:bCs/>
+          <w:sz w:val="23"/>
+          <w:szCs w:val="23"/>
+          <w:u w:val="single"/>
+        </w:rPr>
+        <w:t>Key Tasks</w:t>
+      </w:r>
+    </w:p>
+    <w:p>
+      <w:pPr>
+        <w:pStyle w:val="ListParagraph"/>
+        <w:numPr>
+          <w:ilvl w:val="0"/>
+          <w:numId w:val="16"/>
+        </w:numPr>
+        <w:ind w:left="690"/>
+        <w:rPr>
+          <w:rFonts w:ascii="Times New Roman" w:hAnsi="Times New Roman"/>
+          <w:sz w:val="23"/>
+        </w:rPr>
+      </w:pPr>
+      <w:r>
+        <w:rPr>
+          <w:rFonts w:ascii="Times New Roman" w:hAnsi="Times New Roman"/>
+          <w:sz w:val="23"/>
+        </w:rPr>
         <w:lastRenderedPageBreak/>
-        <w:t>This system determines banking product decisions based on client feedback before implementation.</w:t>
-      </w:r>
-    </w:p>
-    <w:p>
-      <w:pPr>
-        <w:rPr>
-          <w:rFonts w:ascii="Times New Roman" w:hAnsi="Times New Roman"/>
-          <w:b/>
-          <w:sz w:val="23"/>
-          <w:u w:val="single"/>
-        </w:rPr>
-      </w:pPr>
-      <w:r>
-        <w:rPr>
-          <w:rFonts w:ascii="Times New Roman" w:hAnsi="Times New Roman"/>
-          <w:b/>
-          <w:sz w:val="23"/>
-          <w:u w:val="single"/>
-        </w:rPr>
-        <w:t>Key Tasks</w:t>
-      </w:r>
-    </w:p>
-    <w:p>
-      <w:pPr>
-        <w:pStyle w:val="ListParagraph"/>
-        <w:numPr>
-          <w:ilvl w:val="0"/>
-          <w:numId w:val="15"/>
-        </w:numPr>
-        <w:ind w:left="690"/>
-        <w:rPr>
-          <w:rFonts w:ascii="Times New Roman" w:hAnsi="Times New Roman"/>
-          <w:sz w:val="23"/>
-          <w:shd w:val="clear" w:color="auto" w:fill="FFFFFF"/>
-        </w:rPr>
-      </w:pPr>
-      <w:r>
-        <w:rPr>
-          <w:rFonts w:ascii="Times New Roman" w:hAnsi="Times New Roman"/>
-          <w:sz w:val="23"/>
-          <w:shd w:val="clear" w:color="auto" w:fill="FFFFFF"/>
-        </w:rPr>
-        <w:t>Analyzed client requirements, designed web application architecture (GUI, business, data access tiers), and developed related components.</w:t>
-      </w:r>
-    </w:p>
-    <w:p>
-      <w:pPr>
-        <w:pStyle w:val="ListParagraph"/>
-        <w:numPr>
-          <w:ilvl w:val="0"/>
-          <w:numId w:val="15"/>
-        </w:numPr>
-        <w:ind w:left="690"/>
-        <w:rPr>
-          <w:rFonts w:ascii="Times New Roman" w:hAnsi="Times New Roman"/>
-          <w:sz w:val="23"/>
-          <w:shd w:val="clear" w:color="auto" w:fill="FFFFFF"/>
-        </w:rPr>
-      </w:pPr>
-      <w:r>
-        <w:rPr>
-          <w:rFonts w:ascii="Times New Roman" w:hAnsi="Times New Roman"/>
-          <w:sz w:val="23"/>
-          <w:shd w:val="clear" w:color="auto" w:fill="FFFFFF"/>
-        </w:rPr>
-        <w:t xml:space="preserve">Utilized ASP.NET MVC, </w:t>
-      </w:r>
-      <w:proofErr w:type="spellStart"/>
-      <w:r>
-        <w:rPr>
-          <w:rFonts w:ascii="Times New Roman" w:hAnsi="Times New Roman"/>
-          <w:sz w:val="23"/>
-          <w:shd w:val="clear" w:color="auto" w:fill="FFFFFF"/>
-        </w:rPr>
-        <w:t>JQuery</w:t>
-      </w:r>
-      <w:proofErr w:type="spellEnd"/>
-      <w:r>
-        <w:rPr>
-          <w:rFonts w:ascii="Times New Roman" w:hAnsi="Times New Roman"/>
-          <w:sz w:val="23"/>
-          <w:shd w:val="clear" w:color="auto" w:fill="FFFFFF"/>
-        </w:rPr>
-        <w:t xml:space="preserve">, Entity Framework, LINQ, </w:t>
-      </w:r>
-      <w:proofErr w:type="spellStart"/>
-      <w:r>
-        <w:rPr>
-          <w:rFonts w:ascii="Times New Roman" w:hAnsi="Times New Roman"/>
-          <w:sz w:val="23"/>
-          <w:shd w:val="clear" w:color="auto" w:fill="FFFFFF"/>
-        </w:rPr>
-        <w:t>Eflex</w:t>
-      </w:r>
-      <w:proofErr w:type="spellEnd"/>
-      <w:r>
-        <w:rPr>
-          <w:rFonts w:ascii="Times New Roman" w:hAnsi="Times New Roman"/>
-          <w:sz w:val="23"/>
-          <w:shd w:val="clear" w:color="auto" w:fill="FFFFFF"/>
-        </w:rPr>
-        <w:t xml:space="preserve"> core library, ADO.NET, </w:t>
-      </w:r>
-      <w:proofErr w:type="spellStart"/>
-      <w:r>
-        <w:rPr>
-          <w:rFonts w:ascii="Times New Roman" w:hAnsi="Times New Roman"/>
-          <w:sz w:val="23"/>
-          <w:shd w:val="clear" w:color="auto" w:fill="FFFFFF"/>
-        </w:rPr>
-        <w:t>alertify</w:t>
-      </w:r>
-      <w:proofErr w:type="spellEnd"/>
-      <w:r>
-        <w:rPr>
-          <w:rFonts w:ascii="Times New Roman" w:hAnsi="Times New Roman"/>
-          <w:sz w:val="23"/>
-          <w:shd w:val="clear" w:color="auto" w:fill="FFFFFF"/>
-        </w:rPr>
-        <w:t xml:space="preserve">, foundation, </w:t>
-      </w:r>
-      <w:proofErr w:type="spellStart"/>
-      <w:r>
-        <w:rPr>
-          <w:rFonts w:ascii="Times New Roman" w:hAnsi="Times New Roman"/>
-          <w:sz w:val="23"/>
-          <w:shd w:val="clear" w:color="auto" w:fill="FFFFFF"/>
-        </w:rPr>
-        <w:t>MemCache</w:t>
-      </w:r>
-      <w:proofErr w:type="spellEnd"/>
-      <w:r>
-        <w:rPr>
-          <w:rFonts w:ascii="Times New Roman" w:hAnsi="Times New Roman"/>
-          <w:sz w:val="23"/>
-          <w:shd w:val="clear" w:color="auto" w:fill="FFFFFF"/>
-        </w:rPr>
-        <w:t>, and MS test framework.</w:t>
-      </w:r>
-    </w:p>
-    <w:p>
-      <w:pPr>
-        <w:pStyle w:val="ListParagraph"/>
-        <w:numPr>
-          <w:ilvl w:val="0"/>
-          <w:numId w:val="15"/>
-        </w:numPr>
-        <w:ind w:left="690"/>
-        <w:rPr>
-          <w:rFonts w:ascii="Times New Roman" w:hAnsi="Times New Roman"/>
-          <w:sz w:val="23"/>
-          <w:shd w:val="clear" w:color="auto" w:fill="FFFFFF"/>
-        </w:rPr>
-      </w:pPr>
-      <w:r>
-        <w:rPr>
-          <w:rFonts w:ascii="Times New Roman" w:hAnsi="Times New Roman"/>
-          <w:sz w:val="23"/>
-          <w:shd w:val="clear" w:color="auto" w:fill="FFFFFF"/>
-        </w:rPr>
-        <w:t>Performed unit and integration testing, and managed application deployment.</w:t>
-      </w:r>
-    </w:p>
-    <w:p>
-      <w:pPr>
-        <w:pStyle w:val="ListParagraph"/>
-        <w:numPr>
-          <w:ilvl w:val="0"/>
-          <w:numId w:val="15"/>
-        </w:numPr>
-        <w:ind w:left="690"/>
-        <w:rPr>
-          <w:rFonts w:ascii="Times New Roman" w:hAnsi="Times New Roman"/>
-          <w:sz w:val="23"/>
-          <w:shd w:val="clear" w:color="auto" w:fill="FFFFFF"/>
-        </w:rPr>
-      </w:pPr>
-      <w:r>
-        <w:rPr>
-          <w:rFonts w:ascii="Times New Roman" w:hAnsi="Times New Roman"/>
-          <w:sz w:val="23"/>
-          <w:shd w:val="clear" w:color="auto" w:fill="FFFFFF"/>
-        </w:rPr>
-        <w:t>Built and maintained SQL and PL/SQL database objects for Oracle integration.</w:t>
-      </w:r>
-    </w:p>
-    <w:p>
-      <w:pPr>
-        <w:pStyle w:val="ListParagraph"/>
-        <w:numPr>
-          <w:ilvl w:val="0"/>
-          <w:numId w:val="15"/>
-        </w:numPr>
-        <w:ind w:left="690"/>
-        <w:rPr>
-          <w:rFonts w:ascii="Times New Roman" w:hAnsi="Times New Roman"/>
-          <w:sz w:val="23"/>
-          <w:shd w:val="clear" w:color="auto" w:fill="FFFFFF"/>
-        </w:rPr>
-      </w:pPr>
-      <w:r>
-        <w:rPr>
-          <w:rFonts w:ascii="Times New Roman" w:hAnsi="Times New Roman"/>
-          <w:sz w:val="23"/>
-          <w:shd w:val="clear" w:color="auto" w:fill="FFFFFF"/>
-        </w:rPr>
-        <w:t>Attended daily scrum, agile meetings, and sprint retrospectives.</w:t>
-      </w:r>
-    </w:p>
-    <w:p>
-      <w:pPr>
-        <w:pStyle w:val="ListParagraph"/>
-        <w:numPr>
-          <w:ilvl w:val="0"/>
-          <w:numId w:val="15"/>
-        </w:numPr>
-        <w:ind w:left="690"/>
-        <w:rPr>
-          <w:rFonts w:ascii="Times New Roman" w:hAnsi="Times New Roman"/>
-          <w:sz w:val="23"/>
-          <w:shd w:val="clear" w:color="auto" w:fill="FFFFFF"/>
-        </w:rPr>
-      </w:pPr>
-      <w:r>
-        <w:rPr>
-          <w:rFonts w:ascii="Times New Roman" w:hAnsi="Times New Roman"/>
-          <w:sz w:val="23"/>
-          <w:shd w:val="clear" w:color="auto" w:fill="FFFFFF"/>
-        </w:rPr>
-        <w:t>Implemented validations with Parsley (JavaScript) and .NET controls.</w:t>
-      </w:r>
-    </w:p>
-    <w:p>
-      <w:pPr>
-        <w:pStyle w:val="ListParagraph"/>
-        <w:numPr>
-          <w:ilvl w:val="0"/>
-          <w:numId w:val="15"/>
-        </w:numPr>
-        <w:ind w:left="690"/>
-        <w:rPr>
-          <w:rFonts w:ascii="Times New Roman" w:hAnsi="Times New Roman"/>
-          <w:sz w:val="23"/>
-          <w:shd w:val="clear" w:color="auto" w:fill="FFFFFF"/>
-        </w:rPr>
-      </w:pPr>
-      <w:r>
-        <w:rPr>
-          <w:rFonts w:ascii="Times New Roman" w:hAnsi="Times New Roman"/>
-          <w:sz w:val="23"/>
-          <w:shd w:val="clear" w:color="auto" w:fill="FFFFFF"/>
-        </w:rPr>
-        <w:t>Created and modified reports using ITextSharp to meet requirements.</w:t>
-      </w:r>
-    </w:p>
-    <w:p>
-      <w:pPr>
-        <w:pStyle w:val="ListParagraph"/>
-        <w:numPr>
-          <w:ilvl w:val="0"/>
-          <w:numId w:val="15"/>
-        </w:numPr>
-        <w:ind w:left="690"/>
-        <w:rPr>
-          <w:rFonts w:ascii="Times New Roman" w:hAnsi="Times New Roman"/>
-          <w:sz w:val="23"/>
-          <w:shd w:val="clear" w:color="auto" w:fill="FFFFFF"/>
-        </w:rPr>
-      </w:pPr>
-      <w:r>
-        <w:rPr>
-          <w:rFonts w:ascii="Times New Roman" w:hAnsi="Times New Roman"/>
-          <w:sz w:val="23"/>
-          <w:shd w:val="clear" w:color="auto" w:fill="FFFFFF"/>
-        </w:rPr>
-        <w:t>Established TDD processes and authored unit and acceptance tests.</w:t>
-      </w:r>
-    </w:p>
-    <w:p>
-      <w:pPr>
-        <w:pStyle w:val="ListParagraph"/>
-        <w:numPr>
-          <w:ilvl w:val="0"/>
-          <w:numId w:val="15"/>
-        </w:numPr>
-        <w:ind w:left="690"/>
-        <w:rPr>
-          <w:rFonts w:ascii="Times New Roman" w:eastAsia="Times New Roman" w:hAnsi="Times New Roman"/>
-          <w:sz w:val="23"/>
-        </w:rPr>
-      </w:pPr>
-      <w:r>
-        <w:rPr>
-          <w:rFonts w:ascii="Times New Roman" w:hAnsi="Times New Roman"/>
-          <w:sz w:val="23"/>
-          <w:shd w:val="clear" w:color="auto" w:fill="FFFFFF"/>
-        </w:rPr>
-        <w:t>Conducted code writing, review, version control, maintenance, and provided customer support.</w:t>
-      </w:r>
-    </w:p>
-    <w:p>
-      <w:pPr>
-        <w:rPr>
-          <w:rFonts w:ascii="Times New Roman" w:eastAsia="Times New Roman" w:hAnsi="Times New Roman" w:cs="Times New Roman"/>
-          <w:b/>
-          <w:sz w:val="23"/>
-          <w:szCs w:val="23"/>
-        </w:rPr>
-      </w:pPr>
-      <w:r>
-        <w:rPr>
-          <w:rFonts w:ascii="Times New Roman" w:eastAsia="Times New Roman" w:hAnsi="Times New Roman" w:cs="Times New Roman"/>
-          <w:b/>
-          <w:sz w:val="23"/>
-          <w:szCs w:val="23"/>
-          <w:u w:val="single"/>
-        </w:rPr>
-        <w:t>COMPANY:</w:t>
-      </w:r>
-      <w:r>
-        <w:rPr>
-          <w:rFonts w:ascii="Times New Roman" w:eastAsia="Times New Roman" w:hAnsi="Times New Roman" w:cs="Times New Roman"/>
-          <w:b/>
-          <w:sz w:val="23"/>
-          <w:szCs w:val="23"/>
-        </w:rPr>
-        <w:t xml:space="preserve"> </w:t>
-      </w:r>
-      <w:r>
-        <w:rPr>
-          <w:rFonts w:ascii="Times New Roman" w:eastAsia="Times New Roman" w:hAnsi="Times New Roman" w:cs="Times New Roman"/>
-          <w:b/>
-          <w:sz w:val="23"/>
-          <w:szCs w:val="23"/>
-        </w:rPr>
-        <w:t>MICROSOFT</w:t>
-      </w:r>
-      <w:r>
-        <w:rPr>
-          <w:rFonts w:ascii="Times New Roman" w:eastAsia="Times New Roman" w:hAnsi="Times New Roman" w:cs="Times New Roman"/>
-          <w:b/>
-          <w:sz w:val="23"/>
-          <w:szCs w:val="23"/>
-        </w:rPr>
-        <w:t xml:space="preserve"> </w:t>
-      </w:r>
-      <w:r>
-        <w:rPr>
-          <w:rFonts w:ascii="Times New Roman" w:eastAsia="Times New Roman" w:hAnsi="Times New Roman" w:cs="Times New Roman"/>
-          <w:b/>
-          <w:sz w:val="23"/>
-          <w:szCs w:val="23"/>
-        </w:rPr>
-        <w:t xml:space="preserve">- </w:t>
-      </w:r>
-      <w:r>
-        <w:rPr>
-          <w:rFonts w:ascii="Times New Roman" w:eastAsia="Times New Roman" w:hAnsi="Times New Roman" w:cs="Times New Roman"/>
-          <w:b/>
-          <w:sz w:val="23"/>
-          <w:szCs w:val="23"/>
-        </w:rPr>
-        <w:t>Technical Consultant)</w:t>
-      </w:r>
-    </w:p>
-    <w:p>
-      <w:pPr>
-        <w:spacing w:line="240" w:lineRule="auto"/>
-        <w:rPr>
-          <w:rFonts w:ascii="Times New Roman" w:eastAsia="Times New Roman" w:hAnsi="Times New Roman" w:cs="Times New Roman"/>
-          <w:b/>
-          <w:sz w:val="23"/>
-          <w:szCs w:val="23"/>
-          <w:u w:val="single"/>
-        </w:rPr>
-      </w:pPr>
-      <w:r>
-        <w:rPr>
-          <w:rFonts w:ascii="Times New Roman" w:eastAsia="Times New Roman" w:hAnsi="Times New Roman" w:cs="Times New Roman"/>
-          <w:b/>
-          <w:sz w:val="23"/>
-          <w:szCs w:val="23"/>
-          <w:u w:val="single"/>
-        </w:rPr>
-        <w:t>P</w:t>
-      </w:r>
-      <w:r>
-        <w:rPr>
-          <w:rFonts w:ascii="Times New Roman" w:eastAsia="Times New Roman" w:hAnsi="Times New Roman" w:cs="Times New Roman"/>
-          <w:b/>
-          <w:sz w:val="23"/>
-          <w:szCs w:val="23"/>
-          <w:u w:val="single"/>
-        </w:rPr>
-        <w:t>roject:</w:t>
-      </w:r>
-    </w:p>
-    <w:p>
-      <w:pPr>
-        <w:rPr>
-          <w:rFonts w:ascii="Georgia" w:hAnsi="Georgia"/>
-          <w:b/>
-          <w:bCs/>
-          <w:color w:val="000000"/>
-          <w:sz w:val="24"/>
-        </w:rPr>
-      </w:pPr>
-      <w:r>
-        <w:rPr>
-          <w:rFonts w:ascii="Georgia" w:hAnsi="Georgia"/>
-          <w:b/>
-          <w:bCs/>
-          <w:color w:val="000000"/>
-          <w:sz w:val="24"/>
-        </w:rPr>
-        <w:t>Grant Thornton LLP (AUDIT TOOL)</w:t>
-      </w:r>
-    </w:p>
-    <w:p>
-      <w:pPr>
-        <w:rPr>
-          <w:rFonts w:ascii="Times New Roman" w:hAnsi="Times New Roman" w:cs="Times New Roman"/>
-          <w:color w:val="000000"/>
-          <w:sz w:val="23"/>
-        </w:rPr>
-      </w:pPr>
-      <w:r>
-        <w:rPr>
-          <w:rFonts w:ascii="Times New Roman" w:hAnsi="Times New Roman" w:cs="Times New Roman"/>
-          <w:color w:val="000000"/>
-          <w:sz w:val="23"/>
-        </w:rPr>
-        <w:t>This tool provides methodology and systems for managing all auditing tasks; it serves as the foundation for all GTI auditors.</w:t>
-      </w:r>
-    </w:p>
-    <w:p>
-      <w:pPr>
-        <w:rPr>
-          <w:rFonts w:ascii="Times New Roman" w:hAnsi="Times New Roman" w:cs="Times New Roman"/>
-          <w:b/>
-          <w:color w:val="000000"/>
-          <w:sz w:val="23"/>
-        </w:rPr>
-      </w:pPr>
-      <w:r>
-        <w:rPr>
-          <w:rFonts w:ascii="Times New Roman" w:hAnsi="Times New Roman" w:cs="Times New Roman"/>
-          <w:b/>
-          <w:color w:val="000000"/>
-          <w:sz w:val="23"/>
-        </w:rPr>
-        <w:t>THOR UEM</w:t>
-      </w:r>
-    </w:p>
-    <w:p>
-      <w:pPr>
-        <w:rPr>
-          <w:rFonts w:ascii="Times New Roman" w:hAnsi="Times New Roman" w:cs="Times New Roman"/>
-          <w:color w:val="000000"/>
-          <w:sz w:val="23"/>
-        </w:rPr>
-      </w:pPr>
-      <w:r>
-        <w:rPr>
-          <w:rFonts w:ascii="Times New Roman" w:hAnsi="Times New Roman" w:cs="Times New Roman"/>
-          <w:color w:val="000000"/>
-          <w:sz w:val="23"/>
-        </w:rPr>
-        <w:t>Tracks daily, monthly, and yearly toll transactions and reporting for the Malaysian government.</w:t>
-      </w:r>
-    </w:p>
-    <w:p>
-      <w:pPr>
-        <w:rPr>
-          <w:rFonts w:ascii="Times New Roman" w:hAnsi="Times New Roman" w:cs="Times New Roman"/>
-          <w:b/>
-          <w:bCs/>
-          <w:color w:val="000000"/>
-          <w:sz w:val="23"/>
-        </w:rPr>
-      </w:pPr>
-      <w:r>
-        <w:rPr>
-          <w:rFonts w:ascii="Times New Roman" w:hAnsi="Times New Roman" w:cs="Times New Roman"/>
-          <w:b/>
-          <w:bCs/>
-          <w:color w:val="000000"/>
-          <w:sz w:val="23"/>
-        </w:rPr>
-        <w:t>NJC Nigeria (Court Notification and Case Management)</w:t>
-      </w:r>
-    </w:p>
-    <w:p>
-      <w:pPr>
-        <w:rPr>
-          <w:rFonts w:ascii="Times New Roman" w:hAnsi="Times New Roman" w:cs="Times New Roman"/>
-          <w:color w:val="000000"/>
-          <w:sz w:val="23"/>
-        </w:rPr>
-      </w:pPr>
-      <w:r>
-        <w:rPr>
-          <w:rFonts w:ascii="Times New Roman" w:hAnsi="Times New Roman" w:cs="Times New Roman"/>
-          <w:color w:val="000000"/>
-          <w:sz w:val="23"/>
-        </w:rPr>
-        <w:t>Manages SMS and email communications between courts and lawyers, ensuring secure and traceable information exchange.</w:t>
-      </w:r>
-    </w:p>
-    <w:p>
-      <w:pPr>
-        <w:spacing w:before="120" w:after="0" w:line="240" w:lineRule="auto"/>
-        <w:rPr>
-          <w:rFonts w:ascii="Times New Roman" w:eastAsia="Times New Roman" w:hAnsi="Times New Roman" w:cs="Times New Roman"/>
-          <w:b/>
-          <w:bCs/>
-          <w:sz w:val="23"/>
-          <w:szCs w:val="23"/>
-          <w:u w:val="single"/>
-        </w:rPr>
-      </w:pPr>
-      <w:r>
-        <w:rPr>
-          <w:rFonts w:ascii="Times New Roman" w:eastAsia="Times New Roman" w:hAnsi="Times New Roman" w:cs="Times New Roman"/>
-          <w:b/>
-          <w:bCs/>
-          <w:sz w:val="23"/>
-          <w:szCs w:val="23"/>
-          <w:u w:val="single"/>
-        </w:rPr>
-        <w:t>Key Tasks</w:t>
+        <w:t>The migration plan has been finalized, including comprehensive UAT and production support, as well as a deployment guide. New application documentation is available on the ADO wiki.</w:t>
       </w:r>
     </w:p>
     <w:p>
@@ -2356,7 +2670,7 @@
           <w:rFonts w:ascii="Times New Roman" w:hAnsi="Times New Roman"/>
           <w:sz w:val="23"/>
         </w:rPr>
-        <w:t>The migration plan has been finalized, including comprehensive UAT and production support, as well as a deployment guide. New application documentation is available on the ADO wiki.</w:t>
+        <w:t>Conducted an overall architecture review with CSS and PFE, shared necessary system information, and successfully reduced ACR for the customer.</w:t>
       </w:r>
     </w:p>
     <w:p>
@@ -2377,7 +2691,7 @@
           <w:rFonts w:ascii="Times New Roman" w:hAnsi="Times New Roman"/>
           <w:sz w:val="23"/>
         </w:rPr>
-        <w:t>Conducted an overall architecture review with CSS and PFE, shared necessary system information, and successfully reduced ACR for the customer.</w:t>
+        <w:t>Addressed critical issues in O365 mail flow and resolved Azure Function time zone discrepancies; all relevant code fixes have been implemented.</w:t>
       </w:r>
     </w:p>
     <w:p>
@@ -2398,7 +2712,7 @@
           <w:rFonts w:ascii="Times New Roman" w:hAnsi="Times New Roman"/>
           <w:sz w:val="23"/>
         </w:rPr>
-        <w:t>Addressed critical issues in O365 mail flow and resolved Azure Function time zone discrepancies; all relevant code fixes have been implemented.</w:t>
+        <w:t>Completed SonarQube integration in the new build to enhance code quality measurement and rectified major bugs identified in reports.</w:t>
       </w:r>
     </w:p>
     <w:p>
@@ -2419,7 +2733,7 @@
           <w:rFonts w:ascii="Times New Roman" w:hAnsi="Times New Roman"/>
           <w:sz w:val="23"/>
         </w:rPr>
-        <w:t>Completed SonarQube integration in the new build to enhance code quality measurement and rectified major bugs identified in reports.</w:t>
+        <w:t>Provided assistance to PFE and partners in resolving issues related to Active Directory and MIM sync services.</w:t>
       </w:r>
     </w:p>
     <w:p>
@@ -2440,28 +2754,6 @@
           <w:rFonts w:ascii="Times New Roman" w:hAnsi="Times New Roman"/>
           <w:sz w:val="23"/>
         </w:rPr>
-        <w:t>Provided assistance to PFE and partners in resolving issues related to Active Directory and MIM sync services.</w:t>
-      </w:r>
-    </w:p>
-    <w:p>
-      <w:pPr>
-        <w:pStyle w:val="ListParagraph"/>
-        <w:numPr>
-          <w:ilvl w:val="0"/>
-          <w:numId w:val="16"/>
-        </w:numPr>
-        <w:ind w:left="690"/>
-        <w:rPr>
-          <w:rFonts w:ascii="Times New Roman" w:hAnsi="Times New Roman"/>
-          <w:sz w:val="23"/>
-        </w:rPr>
-      </w:pPr>
-      <w:r>
-        <w:rPr>
-          <w:rFonts w:ascii="Times New Roman" w:hAnsi="Times New Roman"/>
-          <w:sz w:val="23"/>
-        </w:rPr>
-        <w:lastRenderedPageBreak/>
         <w:t>Continually working on bugs and incidents reported by customers and partners, while managing all project-related activities.</w:t>
       </w:r>
     </w:p>
@@ -2908,6 +3200,7 @@
           <w:szCs w:val="24"/>
           <w:u w:val="single"/>
         </w:rPr>
+        <w:lastRenderedPageBreak/>
         <w:t>NBA Media</w:t>
       </w:r>
       <w:r>
@@ -2929,13 +3222,69 @@
           <w:color w:val="000000"/>
           <w:sz w:val="23"/>
         </w:rPr>
-        <w:t>This portal is used to manage NBA game streaming and scorecards. It also provides real-time updates regarding device failures during games and assists with system troubleshooting.</w:t>
-      </w:r>
-    </w:p>
-    <w:p>
+        <w:t xml:space="preserve">This portal is used to manage NBA game streaming and scorecards. It also provides real-time updates regarding device failures during games and assists with system </w:t>
+      </w:r>
       <w:r>
         <w:rPr>
           <w:rFonts w:ascii="Times New Roman" w:hAnsi="Times New Roman" w:cs="Times New Roman"/>
+          <w:color w:val="000000"/>
+          <w:sz w:val="23"/>
+        </w:rPr>
+        <w:t>troubleshooting.</w:t>
+      </w:r>
+      <w:r>
+        <w:rPr>
+          <w:rFonts w:ascii="Times New Roman" w:hAnsi="Times New Roman" w:cs="Times New Roman"/>
+          <w:color w:val="000000"/>
+          <w:sz w:val="23"/>
+        </w:rPr>
+        <w:t xml:space="preserve"> It</w:t>
+      </w:r>
+      <w:r>
+        <w:rPr>
+          <w:rFonts w:ascii="Times New Roman" w:hAnsi="Times New Roman" w:cs="Times New Roman"/>
+          <w:color w:val="000000"/>
+          <w:sz w:val="23"/>
+        </w:rPr>
+        <w:t xml:space="preserve"> manages all the event from game pre setup and end processing of the game. Built the end to end integration of the game information scorecard and streaming from various </w:t>
+      </w:r>
+      <w:r>
+        <w:rPr>
+          <w:rFonts w:ascii="Times New Roman" w:hAnsi="Times New Roman" w:cs="Times New Roman"/>
+          <w:color w:val="000000"/>
+          <w:sz w:val="23"/>
+        </w:rPr>
+        <w:t>devices</w:t>
+      </w:r>
+      <w:r>
+        <w:rPr>
+          <w:rFonts w:ascii="Times New Roman" w:hAnsi="Times New Roman" w:cs="Times New Roman"/>
+          <w:color w:val="000000"/>
+          <w:sz w:val="23"/>
+        </w:rPr>
+        <w:t xml:space="preserve"> and making sur </w:t>
+      </w:r>
+      <w:r>
+        <w:rPr>
+          <w:rFonts w:ascii="Times New Roman" w:hAnsi="Times New Roman" w:cs="Times New Roman"/>
+          <w:color w:val="000000"/>
+          <w:sz w:val="23"/>
+        </w:rPr>
+        <w:t>all</w:t>
+      </w:r>
+      <w:r>
+        <w:rPr>
+          <w:rFonts w:ascii="Times New Roman" w:hAnsi="Times New Roman" w:cs="Times New Roman"/>
+          <w:color w:val="000000"/>
+          <w:sz w:val="23"/>
+        </w:rPr>
+        <w:t xml:space="preserve"> the event and interaction happens correctly.</w:t>
+      </w:r>
+    </w:p>
+    <w:p>
+      <w:r>
+        <w:rPr>
+          <w:rFonts w:ascii="Times New Roman" w:hAnsi="Times New Roman" w:cs="Times New Roman"/>
           <w:b/>
           <w:color w:val="000000"/>
           <w:sz w:val="23"/>
@@ -3020,7 +3369,6 @@
           <w:rFonts w:ascii="Times New Roman" w:hAnsi="Times New Roman"/>
           <w:sz w:val="23"/>
         </w:rPr>
-        <w:lastRenderedPageBreak/>
         <w:t>Learned technologies such as ReactJS (Saga, Redux) and Axure Data Explorer, then led knowledge-sharing sessions after implementing them in the project.</w:t>
       </w:r>
     </w:p>
@@ -3525,7 +3873,6 @@
           <w:rFonts w:ascii="Times New Roman" w:hAnsi="Times New Roman"/>
           <w:sz w:val="23"/>
         </w:rPr>
-        <w:lastRenderedPageBreak/>
         <w:t xml:space="preserve">Worked on two POCs: one utilizing the </w:t>
       </w:r>
       <w:proofErr w:type="spellStart"/>
@@ -3917,6 +4264,7 @@
           <w:color w:val="000000"/>
           <w:sz w:val="23"/>
         </w:rPr>
+        <w:lastRenderedPageBreak/>
         <w:t>System for managing patient health data and predicting surgical risk using Azure Machine Learning, with recommendations for critical surgeries and associated risk factors.</w:t>
       </w:r>
     </w:p>
@@ -4010,7 +4358,6 @@
           <w:sz w:val="23"/>
           <w:szCs w:val="23"/>
         </w:rPr>
-        <w:lastRenderedPageBreak/>
         <w:t>Discussion with the architect and IT team on the high-level design of the system and low-level design of the system.</w:t>
       </w:r>
     </w:p>
@@ -4705,6 +5052,7 @@
           <w:color w:val="000000"/>
           <w:sz w:val="23"/>
         </w:rPr>
+        <w:lastRenderedPageBreak/>
         <w:t xml:space="preserve">This project develops a backend service to generate masked versions of existing data for sharing with partners and other entities. The service is designed to process millions of data records daily, performing </w:t>
       </w:r>
       <w:r>
@@ -4840,7 +5188,6 @@
           <w:rFonts w:ascii="Times New Roman" w:hAnsi="Times New Roman"/>
           <w:sz w:val="23"/>
         </w:rPr>
-        <w:lastRenderedPageBreak/>
         <w:t>Created the base Azure Function solution for the PCM endpoint, integrating Redis and APIM to facilitate data exposure.</w:t>
       </w:r>
     </w:p>
@@ -5121,16 +5468,14 @@
         </w:rPr>
         <w:t xml:space="preserve">This section of the project focuses on identifying technical debt that could affect performance, supporting the team in </w:t>
       </w:r>
-      <w:proofErr w:type="spellStart"/>
       <w:r>
         <w:rPr>
           <w:rFonts w:ascii="Times New Roman" w:hAnsi="Times New Roman" w:cs="Times New Roman"/>
           <w:color w:val="000000"/>
           <w:sz w:val="23"/>
         </w:rPr>
-        <w:t>optimising</w:t>
-      </w:r>
-      <w:proofErr w:type="spellEnd"/>
+        <w:t>optimizing</w:t>
+      </w:r>
       <w:r>
         <w:rPr>
           <w:rFonts w:ascii="Times New Roman" w:hAnsi="Times New Roman" w:cs="Times New Roman"/>
@@ -5230,6 +5575,7 @@
           <w:sz w:val="23"/>
           <w:lang w:eastAsia="en-US"/>
         </w:rPr>
+        <w:lastRenderedPageBreak/>
         <w:t>Completed the FIN modules user journey and communicated with the development team to clarify user flow.</w:t>
       </w:r>
     </w:p>
@@ -5308,6 +5654,126 @@
           <w:color w:val="000000"/>
           <w:sz w:val="23"/>
         </w:rPr>
+        <w:t xml:space="preserve">This portal provides </w:t>
+      </w:r>
+      <w:r>
+        <w:rPr>
+          <w:rFonts w:ascii="Times New Roman" w:hAnsi="Times New Roman" w:cs="Times New Roman"/>
+          <w:color w:val="000000"/>
+          <w:sz w:val="23"/>
+        </w:rPr>
+        <w:t>end-to-end</w:t>
+      </w:r>
+      <w:r>
+        <w:rPr>
+          <w:rFonts w:ascii="Times New Roman" w:hAnsi="Times New Roman" w:cs="Times New Roman"/>
+          <w:color w:val="000000"/>
+          <w:sz w:val="23"/>
+        </w:rPr>
+        <w:t xml:space="preserve"> service to the </w:t>
+      </w:r>
+      <w:r>
+        <w:rPr>
+          <w:rFonts w:ascii="Times New Roman" w:hAnsi="Times New Roman" w:cs="Times New Roman"/>
+          <w:color w:val="000000"/>
+          <w:sz w:val="23"/>
+        </w:rPr>
+        <w:t>citizens</w:t>
+      </w:r>
+      <w:r>
+        <w:rPr>
+          <w:rFonts w:ascii="Times New Roman" w:hAnsi="Times New Roman" w:cs="Times New Roman"/>
+          <w:color w:val="000000"/>
+          <w:sz w:val="23"/>
+        </w:rPr>
+        <w:t xml:space="preserve"> of the city where </w:t>
+      </w:r>
+      <w:r>
+        <w:rPr>
+          <w:rFonts w:ascii="Times New Roman" w:hAnsi="Times New Roman" w:cs="Times New Roman"/>
+          <w:color w:val="000000"/>
+          <w:sz w:val="23"/>
+        </w:rPr>
+        <w:t>users</w:t>
+      </w:r>
+      <w:r>
+        <w:rPr>
+          <w:rFonts w:ascii="Times New Roman" w:hAnsi="Times New Roman" w:cs="Times New Roman"/>
+          <w:color w:val="000000"/>
+          <w:sz w:val="23"/>
+        </w:rPr>
+        <w:t xml:space="preserve"> can seek and register for any help </w:t>
+      </w:r>
+      <w:r>
+        <w:rPr>
+          <w:rFonts w:ascii="Times New Roman" w:hAnsi="Times New Roman" w:cs="Times New Roman"/>
+          <w:color w:val="000000"/>
+          <w:sz w:val="23"/>
+        </w:rPr>
+        <w:t>finding</w:t>
+      </w:r>
+      <w:r>
+        <w:rPr>
+          <w:rFonts w:ascii="Times New Roman" w:hAnsi="Times New Roman" w:cs="Times New Roman"/>
+          <w:color w:val="000000"/>
+          <w:sz w:val="23"/>
+        </w:rPr>
+        <w:t xml:space="preserve"> events and news details related to city. Can search the venue and distance between </w:t>
+      </w:r>
+      <w:r>
+        <w:rPr>
+          <w:rFonts w:ascii="Times New Roman" w:hAnsi="Times New Roman" w:cs="Times New Roman"/>
+          <w:color w:val="000000"/>
+          <w:sz w:val="23"/>
+        </w:rPr>
+        <w:t xml:space="preserve">two points and have integration with the other govt portal. Build the B2C integration of the azure B2c and </w:t>
+      </w:r>
+      <w:r>
+        <w:rPr>
+          <w:rFonts w:ascii="Times New Roman" w:hAnsi="Times New Roman" w:cs="Times New Roman"/>
+          <w:color w:val="000000"/>
+          <w:sz w:val="23"/>
+        </w:rPr>
+        <w:t>third-party</w:t>
+      </w:r>
+      <w:r>
+        <w:rPr>
+          <w:rFonts w:ascii="Times New Roman" w:hAnsi="Times New Roman" w:cs="Times New Roman"/>
+          <w:color w:val="000000"/>
+          <w:sz w:val="23"/>
+        </w:rPr>
+        <w:t xml:space="preserve"> users from other identity </w:t>
+      </w:r>
+      <w:r>
+        <w:rPr>
+          <w:rFonts w:ascii="Times New Roman" w:hAnsi="Times New Roman" w:cs="Times New Roman"/>
+          <w:color w:val="000000"/>
+          <w:sz w:val="23"/>
+        </w:rPr>
+        <w:t>providers</w:t>
+      </w:r>
+      <w:r>
+        <w:rPr>
+          <w:rFonts w:ascii="Times New Roman" w:hAnsi="Times New Roman" w:cs="Times New Roman"/>
+          <w:color w:val="000000"/>
+          <w:sz w:val="23"/>
+        </w:rPr>
+        <w:t>.</w:t>
+      </w:r>
+      <w:r>
+        <w:rPr>
+          <w:rFonts w:ascii="Times New Roman" w:hAnsi="Times New Roman" w:cs="Times New Roman"/>
+          <w:color w:val="000000"/>
+          <w:sz w:val="23"/>
+        </w:rPr>
+        <w:t xml:space="preserve"> </w:t>
+      </w:r>
+      <w:r>
+        <w:rPr>
+          <w:rFonts w:ascii="Times New Roman" w:hAnsi="Times New Roman" w:cs="Times New Roman"/>
+          <w:color w:val="000000"/>
+          <w:sz w:val="23"/>
+        </w:rPr>
         <w:t>Managed a custom CMS for public content and service integration. Oversaw user information and workflow for citizen problem-solving digital solutions. Led a team of four to develop the portal and integrate power platform services.</w:t>
       </w:r>
     </w:p>
@@ -5374,8 +5840,260 @@
           <w:rFonts w:ascii="Times New Roman" w:hAnsi="Times New Roman"/>
           <w:sz w:val="23"/>
         </w:rPr>
+        <w:t>Implemented repository build and pull request policies to enhance code quality and ensure gated deployments in test and higher environments.</w:t>
+      </w:r>
+    </w:p>
+    <w:p>
+      <w:pPr>
+        <w:pStyle w:val="ListParagraph"/>
+        <w:numPr>
+          <w:ilvl w:val="0"/>
+          <w:numId w:val="25"/>
+        </w:numPr>
+        <w:ind w:left="690"/>
+        <w:rPr>
+          <w:rFonts w:ascii="Times New Roman" w:hAnsi="Times New Roman"/>
+          <w:sz w:val="23"/>
+        </w:rPr>
+      </w:pPr>
+      <w:r>
+        <w:rPr>
+          <w:rFonts w:ascii="Times New Roman" w:hAnsi="Times New Roman"/>
+          <w:sz w:val="23"/>
+        </w:rPr>
+        <w:t>Conducted initial research and developed a proof of concept for integrating the Drupal CMS API with React, assisting customers in resolving setup issues related to the basic API.</w:t>
+      </w:r>
+    </w:p>
+    <w:p>
+      <w:pPr>
+        <w:pStyle w:val="ListParagraph"/>
+        <w:numPr>
+          <w:ilvl w:val="0"/>
+          <w:numId w:val="25"/>
+        </w:numPr>
+        <w:ind w:left="690"/>
+        <w:rPr>
+          <w:rFonts w:ascii="Times New Roman" w:hAnsi="Times New Roman"/>
+          <w:sz w:val="23"/>
+        </w:rPr>
+      </w:pPr>
+      <w:r>
+        <w:rPr>
+          <w:rFonts w:ascii="Times New Roman" w:hAnsi="Times New Roman"/>
+          <w:sz w:val="23"/>
+        </w:rPr>
+        <w:t>Defined solution baselining and project architecture utilizing the CQRS pattern for both front-end and back-end applications; organized the project folder structure and shared this knowledge with all team members.</w:t>
+      </w:r>
+    </w:p>
+    <w:p>
+      <w:pPr>
+        <w:pStyle w:val="ListParagraph"/>
+        <w:numPr>
+          <w:ilvl w:val="0"/>
+          <w:numId w:val="25"/>
+        </w:numPr>
+        <w:ind w:left="690"/>
+        <w:rPr>
+          <w:rFonts w:ascii="Times New Roman" w:hAnsi="Times New Roman"/>
+          <w:sz w:val="23"/>
+        </w:rPr>
+      </w:pPr>
+      <w:r>
+        <w:rPr>
+          <w:rFonts w:ascii="Times New Roman" w:hAnsi="Times New Roman"/>
+          <w:sz w:val="23"/>
+        </w:rPr>
+        <w:t>Automated front-end application configuration for multiple environments and facilitated local debugging by centralizing configurable items into application configuration files and cleaning the repository.</w:t>
+      </w:r>
+    </w:p>
+    <w:p>
+      <w:pPr>
+        <w:pStyle w:val="ListParagraph"/>
+        <w:numPr>
+          <w:ilvl w:val="0"/>
+          <w:numId w:val="25"/>
+        </w:numPr>
+        <w:ind w:left="690"/>
+        <w:rPr>
+          <w:rFonts w:ascii="Times New Roman" w:hAnsi="Times New Roman"/>
+          <w:sz w:val="23"/>
+        </w:rPr>
+      </w:pPr>
+      <w:r>
+        <w:rPr>
+          <w:rFonts w:ascii="Times New Roman" w:hAnsi="Times New Roman"/>
+          <w:sz w:val="23"/>
+        </w:rPr>
+        <w:t>Provided technical guidance and constructive feedback to development teams through code reviews.</w:t>
+      </w:r>
+    </w:p>
+    <w:p>
+      <w:pPr>
+        <w:pStyle w:val="ListParagraph"/>
+        <w:numPr>
+          <w:ilvl w:val="0"/>
+          <w:numId w:val="25"/>
+        </w:numPr>
+        <w:ind w:left="690"/>
+        <w:rPr>
+          <w:rFonts w:ascii="Times New Roman" w:hAnsi="Times New Roman"/>
+          <w:sz w:val="23"/>
+        </w:rPr>
+      </w:pPr>
+      <w:r>
+        <w:rPr>
+          <w:rFonts w:ascii="Times New Roman" w:hAnsi="Times New Roman"/>
+          <w:sz w:val="23"/>
+        </w:rPr>
+        <w:t>Participated in code review and user story estimation activities, supported teams in issue resolution, and actively engaged in daily stand-ups and project planning meetings.</w:t>
+      </w:r>
+    </w:p>
+    <w:p>
+      <w:pPr>
+        <w:pStyle w:val="ListParagraph"/>
+        <w:numPr>
+          <w:ilvl w:val="0"/>
+          <w:numId w:val="25"/>
+        </w:numPr>
+        <w:ind w:left="690"/>
+        <w:rPr>
+          <w:rFonts w:ascii="Times New Roman" w:hAnsi="Times New Roman"/>
+          <w:sz w:val="23"/>
+        </w:rPr>
+      </w:pPr>
+      <w:r>
+        <w:rPr>
+          <w:rFonts w:ascii="Times New Roman" w:hAnsi="Times New Roman"/>
+          <w:sz w:val="23"/>
+        </w:rPr>
+        <w:t>Offered continual guidance and assistance to internal Data Scientist and Data Engineer team members, supporting them in overcoming challenges and streamlining implementation and integration processes.</w:t>
+      </w:r>
+    </w:p>
+    <w:p>
+      <w:pPr>
+        <w:pStyle w:val="ListParagraph"/>
+        <w:numPr>
+          <w:ilvl w:val="0"/>
+          <w:numId w:val="25"/>
+        </w:numPr>
+        <w:ind w:left="690"/>
+        <w:rPr>
+          <w:rFonts w:ascii="Times New Roman" w:hAnsi="Times New Roman"/>
+          <w:sz w:val="23"/>
+        </w:rPr>
+      </w:pPr>
+      <w:r>
+        <w:rPr>
+          <w:rFonts w:ascii="Times New Roman" w:hAnsi="Times New Roman"/>
+          <w:sz w:val="23"/>
+        </w:rPr>
+        <w:t>Developed public-facing pages for events, services, and life-event details, optimizing support for both mobile and web platforms.</w:t>
+      </w:r>
+    </w:p>
+    <w:p>
+      <w:pPr>
+        <w:pStyle w:val="ListParagraph"/>
+        <w:numPr>
+          <w:ilvl w:val="0"/>
+          <w:numId w:val="25"/>
+        </w:numPr>
+        <w:ind w:left="690"/>
+        <w:rPr>
+          <w:rFonts w:ascii="Times New Roman" w:hAnsi="Times New Roman"/>
+          <w:sz w:val="23"/>
+        </w:rPr>
+      </w:pPr>
+      <w:r>
+        <w:rPr>
+          <w:rFonts w:ascii="Times New Roman" w:hAnsi="Times New Roman"/>
+          <w:sz w:val="23"/>
+        </w:rPr>
+        <w:t>Created a robust notification and service delivery module, enabling users to efficiently manage personal requests and access notification details.</w:t>
+      </w:r>
+    </w:p>
+    <w:p>
+      <w:pPr>
+        <w:pStyle w:val="ListParagraph"/>
+        <w:numPr>
+          <w:ilvl w:val="0"/>
+          <w:numId w:val="25"/>
+        </w:numPr>
+        <w:ind w:left="690"/>
+        <w:rPr>
+          <w:rFonts w:ascii="Times New Roman" w:hAnsi="Times New Roman"/>
+          <w:sz w:val="23"/>
+        </w:rPr>
+      </w:pPr>
+      <w:r>
+        <w:rPr>
+          <w:rFonts w:ascii="Times New Roman" w:hAnsi="Times New Roman"/>
+          <w:sz w:val="23"/>
+        </w:rPr>
+        <w:t>Designed a custom dashboard within the portal, providing streamlined access to messages, service updates, favorite services, and nearby locations.</w:t>
+      </w:r>
+    </w:p>
+    <w:p>
+      <w:pPr>
+        <w:pStyle w:val="ListParagraph"/>
+        <w:numPr>
+          <w:ilvl w:val="0"/>
+          <w:numId w:val="25"/>
+        </w:numPr>
+        <w:ind w:left="690"/>
+        <w:rPr>
+          <w:rFonts w:ascii="Times New Roman" w:hAnsi="Times New Roman"/>
+          <w:sz w:val="23"/>
+        </w:rPr>
+      </w:pPr>
+      <w:r>
+        <w:rPr>
+          <w:rFonts w:ascii="Times New Roman" w:hAnsi="Times New Roman"/>
+          <w:sz w:val="23"/>
+        </w:rPr>
+        <w:t>Produced custom UI designs for B2C pages, delivering responsive and visually appealing login experiences.</w:t>
+      </w:r>
+    </w:p>
+    <w:p>
+      <w:pPr>
+        <w:pStyle w:val="ListParagraph"/>
+        <w:numPr>
+          <w:ilvl w:val="0"/>
+          <w:numId w:val="25"/>
+        </w:numPr>
+        <w:ind w:left="690"/>
+        <w:rPr>
+          <w:rFonts w:ascii="Times New Roman" w:hAnsi="Times New Roman"/>
+          <w:sz w:val="23"/>
+        </w:rPr>
+      </w:pPr>
+      <w:r>
+        <w:rPr>
+          <w:rFonts w:ascii="Times New Roman" w:hAnsi="Times New Roman"/>
+          <w:sz w:val="23"/>
+        </w:rPr>
+        <w:t>Led enhancements to the CI/CD pipeline for the UAT environment, significantly improving front-end deployment and testing efficiency.</w:t>
+      </w:r>
+    </w:p>
+    <w:p>
+      <w:pPr>
+        <w:pStyle w:val="ListParagraph"/>
+        <w:numPr>
+          <w:ilvl w:val="0"/>
+          <w:numId w:val="25"/>
+        </w:numPr>
+        <w:ind w:left="690"/>
+        <w:rPr>
+          <w:rFonts w:ascii="Times New Roman" w:hAnsi="Times New Roman"/>
+          <w:sz w:val="23"/>
+        </w:rPr>
+      </w:pPr>
+      <w:r>
+        <w:rPr>
+          <w:rFonts w:ascii="Times New Roman" w:hAnsi="Times New Roman"/>
+          <w:sz w:val="23"/>
+        </w:rPr>
         <w:lastRenderedPageBreak/>
-        <w:t>Implemented repository build and pull request policies to enhance code quality and ensure gated deployments in test and higher environments.</w:t>
+        <w:t>Automated configuration management via environment files, replacing secrets with key vault references for secure and efficient code maintenance.</w:t>
       </w:r>
     </w:p>
     <w:p>
@@ -5396,7 +6114,7 @@
           <w:rFonts w:ascii="Times New Roman" w:hAnsi="Times New Roman"/>
           <w:sz w:val="23"/>
         </w:rPr>
-        <w:t>Conducted initial research and developed a proof of concept for integrating the Drupal CMS API with React, assisting customers in resolving setup issues related to the basic API.</w:t>
+        <w:t>Provided critical support to internal teams, including Data Scientists and Data Engineers, resolving complex issues and facilitating smooth implementation and integration.</w:t>
       </w:r>
     </w:p>
     <w:p>
@@ -5417,7 +6135,7 @@
           <w:rFonts w:ascii="Times New Roman" w:hAnsi="Times New Roman"/>
           <w:sz w:val="23"/>
         </w:rPr>
-        <w:t>Defined solution baselining and project architecture utilizing the CQRS pattern for both front-end and back-end applications; organized the project folder structure and shared this knowledge with all team members.</w:t>
+        <w:t>Played a pivotal role in UAT deployment, collaborating closely with case management, backend API, and Dataverse chatbot teams to ensure seamless operations.</w:t>
       </w:r>
     </w:p>
     <w:p>
@@ -5438,7 +6156,7 @@
           <w:rFonts w:ascii="Times New Roman" w:hAnsi="Times New Roman"/>
           <w:sz w:val="23"/>
         </w:rPr>
-        <w:t>Automated front-end application configuration for multiple environments and facilitated local debugging by centralizing configurable items into application configuration files and cleaning the repository.</w:t>
+        <w:t>Addressed and resolved UI and accessibility-related defects, enhancing multi-platform compatibility.</w:t>
       </w:r>
     </w:p>
     <w:p>
@@ -5459,7 +6177,7 @@
           <w:rFonts w:ascii="Times New Roman" w:hAnsi="Times New Roman"/>
           <w:sz w:val="23"/>
         </w:rPr>
-        <w:t>Provided technical guidance and constructive feedback to development teams through code reviews.</w:t>
+        <w:t>Led the migration of all CMS and backend APIs to APIM, thoroughly configuring parameters and removing local code dependencies.</w:t>
       </w:r>
     </w:p>
     <w:p>
@@ -5480,7 +6198,7 @@
           <w:rFonts w:ascii="Times New Roman" w:hAnsi="Times New Roman"/>
           <w:sz w:val="23"/>
         </w:rPr>
-        <w:t>Participated in code review and user story estimation activities, supported teams in issue resolution, and actively engaged in daily stand-ups and project planning meetings.</w:t>
+        <w:t>Conducted comprehensive code reviews, accurately estimated user stories, and actively contributed to daily stand-ups and project planning sessions to drive overall success.</w:t>
       </w:r>
     </w:p>
     <w:p>
@@ -5501,7 +6219,7 @@
           <w:rFonts w:ascii="Times New Roman" w:hAnsi="Times New Roman"/>
           <w:sz w:val="23"/>
         </w:rPr>
-        <w:t>Offered continual guidance and assistance to internal Data Scientist and Data Engineer team members, supporting them in overcoming challenges and streamlining implementation and integration processes.</w:t>
+        <w:t>Resolved all critical and major vulnerabilities identified by SonarQube, strengthening application security.</w:t>
       </w:r>
     </w:p>
     <w:p>
@@ -5522,7 +6240,7 @@
           <w:rFonts w:ascii="Times New Roman" w:hAnsi="Times New Roman"/>
           <w:sz w:val="23"/>
         </w:rPr>
-        <w:t>Developed public-facing pages for events, services, and life-event details, optimizing support for both mobile and web platforms.</w:t>
+        <w:t>Implemented service sonar within the project to further enhance system monitoring and security.</w:t>
       </w:r>
     </w:p>
     <w:p>
@@ -5543,259 +6261,6 @@
           <w:rFonts w:ascii="Times New Roman" w:hAnsi="Times New Roman"/>
           <w:sz w:val="23"/>
         </w:rPr>
-        <w:t>Created a robust notification and service delivery module, enabling users to efficiently manage personal requests and access notification details.</w:t>
-      </w:r>
-    </w:p>
-    <w:p>
-      <w:pPr>
-        <w:pStyle w:val="ListParagraph"/>
-        <w:numPr>
-          <w:ilvl w:val="0"/>
-          <w:numId w:val="25"/>
-        </w:numPr>
-        <w:ind w:left="690"/>
-        <w:rPr>
-          <w:rFonts w:ascii="Times New Roman" w:hAnsi="Times New Roman"/>
-          <w:sz w:val="23"/>
-        </w:rPr>
-      </w:pPr>
-      <w:r>
-        <w:rPr>
-          <w:rFonts w:ascii="Times New Roman" w:hAnsi="Times New Roman"/>
-          <w:sz w:val="23"/>
-        </w:rPr>
-        <w:t>Designed a custom dashboard within the portal, providing streamlined access to messages, service updates, favorite services, and nearby locations.</w:t>
-      </w:r>
-    </w:p>
-    <w:p>
-      <w:pPr>
-        <w:pStyle w:val="ListParagraph"/>
-        <w:numPr>
-          <w:ilvl w:val="0"/>
-          <w:numId w:val="25"/>
-        </w:numPr>
-        <w:ind w:left="690"/>
-        <w:rPr>
-          <w:rFonts w:ascii="Times New Roman" w:hAnsi="Times New Roman"/>
-          <w:sz w:val="23"/>
-        </w:rPr>
-      </w:pPr>
-      <w:r>
-        <w:rPr>
-          <w:rFonts w:ascii="Times New Roman" w:hAnsi="Times New Roman"/>
-          <w:sz w:val="23"/>
-        </w:rPr>
-        <w:t>Produced custom UI designs for B2C pages, delivering responsive and visually appealing login experiences.</w:t>
-      </w:r>
-    </w:p>
-    <w:p>
-      <w:pPr>
-        <w:pStyle w:val="ListParagraph"/>
-        <w:numPr>
-          <w:ilvl w:val="0"/>
-          <w:numId w:val="25"/>
-        </w:numPr>
-        <w:ind w:left="690"/>
-        <w:rPr>
-          <w:rFonts w:ascii="Times New Roman" w:hAnsi="Times New Roman"/>
-          <w:sz w:val="23"/>
-        </w:rPr>
-      </w:pPr>
-      <w:r>
-        <w:rPr>
-          <w:rFonts w:ascii="Times New Roman" w:hAnsi="Times New Roman"/>
-          <w:sz w:val="23"/>
-        </w:rPr>
-        <w:t>Led enhancements to the CI/CD pipeline for the UAT environment, significantly improving front-end deployment and testing efficiency.</w:t>
-      </w:r>
-    </w:p>
-    <w:p>
-      <w:pPr>
-        <w:pStyle w:val="ListParagraph"/>
-        <w:numPr>
-          <w:ilvl w:val="0"/>
-          <w:numId w:val="25"/>
-        </w:numPr>
-        <w:ind w:left="690"/>
-        <w:rPr>
-          <w:rFonts w:ascii="Times New Roman" w:hAnsi="Times New Roman"/>
-          <w:sz w:val="23"/>
-        </w:rPr>
-      </w:pPr>
-      <w:r>
-        <w:rPr>
-          <w:rFonts w:ascii="Times New Roman" w:hAnsi="Times New Roman"/>
-          <w:sz w:val="23"/>
-        </w:rPr>
-        <w:t>Automated configuration management via environment files, replacing secrets with key vault references for secure and efficient code maintenance.</w:t>
-      </w:r>
-    </w:p>
-    <w:p>
-      <w:pPr>
-        <w:pStyle w:val="ListParagraph"/>
-        <w:numPr>
-          <w:ilvl w:val="0"/>
-          <w:numId w:val="25"/>
-        </w:numPr>
-        <w:ind w:left="690"/>
-        <w:rPr>
-          <w:rFonts w:ascii="Times New Roman" w:hAnsi="Times New Roman"/>
-          <w:sz w:val="23"/>
-        </w:rPr>
-      </w:pPr>
-      <w:r>
-        <w:rPr>
-          <w:rFonts w:ascii="Times New Roman" w:hAnsi="Times New Roman"/>
-          <w:sz w:val="23"/>
-        </w:rPr>
-        <w:t>Provided critical support to internal teams, including Data Scientists and Data Engineers, resolving complex issues and facilitating smooth implementation and integration.</w:t>
-      </w:r>
-    </w:p>
-    <w:p>
-      <w:pPr>
-        <w:pStyle w:val="ListParagraph"/>
-        <w:numPr>
-          <w:ilvl w:val="0"/>
-          <w:numId w:val="25"/>
-        </w:numPr>
-        <w:ind w:left="690"/>
-        <w:rPr>
-          <w:rFonts w:ascii="Times New Roman" w:hAnsi="Times New Roman"/>
-          <w:sz w:val="23"/>
-        </w:rPr>
-      </w:pPr>
-      <w:r>
-        <w:rPr>
-          <w:rFonts w:ascii="Times New Roman" w:hAnsi="Times New Roman"/>
-          <w:sz w:val="23"/>
-        </w:rPr>
-        <w:t>Played a pivotal role in UAT deployment, collaborating closely with case management, backend API, and Dataverse chatbot teams to ensure seamless operations.</w:t>
-      </w:r>
-    </w:p>
-    <w:p>
-      <w:pPr>
-        <w:pStyle w:val="ListParagraph"/>
-        <w:numPr>
-          <w:ilvl w:val="0"/>
-          <w:numId w:val="25"/>
-        </w:numPr>
-        <w:ind w:left="690"/>
-        <w:rPr>
-          <w:rFonts w:ascii="Times New Roman" w:hAnsi="Times New Roman"/>
-          <w:sz w:val="23"/>
-        </w:rPr>
-      </w:pPr>
-      <w:r>
-        <w:rPr>
-          <w:rFonts w:ascii="Times New Roman" w:hAnsi="Times New Roman"/>
-          <w:sz w:val="23"/>
-        </w:rPr>
-        <w:t>Addressed and resolved UI and accessibility-related defects, enhancing multi-platform compatibility.</w:t>
-      </w:r>
-    </w:p>
-    <w:p>
-      <w:pPr>
-        <w:pStyle w:val="ListParagraph"/>
-        <w:numPr>
-          <w:ilvl w:val="0"/>
-          <w:numId w:val="25"/>
-        </w:numPr>
-        <w:ind w:left="690"/>
-        <w:rPr>
-          <w:rFonts w:ascii="Times New Roman" w:hAnsi="Times New Roman"/>
-          <w:sz w:val="23"/>
-        </w:rPr>
-      </w:pPr>
-      <w:r>
-        <w:rPr>
-          <w:rFonts w:ascii="Times New Roman" w:hAnsi="Times New Roman"/>
-          <w:sz w:val="23"/>
-        </w:rPr>
-        <w:t>Led the migration of all CMS and backend APIs to APIM, thoroughly configuring parameters and removing local code dependencies.</w:t>
-      </w:r>
-    </w:p>
-    <w:p>
-      <w:pPr>
-        <w:pStyle w:val="ListParagraph"/>
-        <w:numPr>
-          <w:ilvl w:val="0"/>
-          <w:numId w:val="25"/>
-        </w:numPr>
-        <w:ind w:left="690"/>
-        <w:rPr>
-          <w:rFonts w:ascii="Times New Roman" w:hAnsi="Times New Roman"/>
-          <w:sz w:val="23"/>
-        </w:rPr>
-      </w:pPr>
-      <w:r>
-        <w:rPr>
-          <w:rFonts w:ascii="Times New Roman" w:hAnsi="Times New Roman"/>
-          <w:sz w:val="23"/>
-        </w:rPr>
-        <w:t>Conducted comprehensive code reviews, accurately estimated user stories, and actively contributed to daily stand-ups and project planning sessions to drive overall success.</w:t>
-      </w:r>
-    </w:p>
-    <w:p>
-      <w:pPr>
-        <w:pStyle w:val="ListParagraph"/>
-        <w:numPr>
-          <w:ilvl w:val="0"/>
-          <w:numId w:val="25"/>
-        </w:numPr>
-        <w:ind w:left="690"/>
-        <w:rPr>
-          <w:rFonts w:ascii="Times New Roman" w:hAnsi="Times New Roman"/>
-          <w:sz w:val="23"/>
-        </w:rPr>
-      </w:pPr>
-      <w:r>
-        <w:rPr>
-          <w:rFonts w:ascii="Times New Roman" w:hAnsi="Times New Roman"/>
-          <w:sz w:val="23"/>
-        </w:rPr>
-        <w:t>Resolved all critical and major vulnerabilities identified by SonarQube, strengthening application security.</w:t>
-      </w:r>
-    </w:p>
-    <w:p>
-      <w:pPr>
-        <w:pStyle w:val="ListParagraph"/>
-        <w:numPr>
-          <w:ilvl w:val="0"/>
-          <w:numId w:val="25"/>
-        </w:numPr>
-        <w:ind w:left="690"/>
-        <w:rPr>
-          <w:rFonts w:ascii="Times New Roman" w:hAnsi="Times New Roman"/>
-          <w:sz w:val="23"/>
-        </w:rPr>
-      </w:pPr>
-      <w:r>
-        <w:rPr>
-          <w:rFonts w:ascii="Times New Roman" w:hAnsi="Times New Roman"/>
-          <w:sz w:val="23"/>
-        </w:rPr>
-        <w:t>Implemented service sonar within the project to further enhance system monitoring and security.</w:t>
-      </w:r>
-    </w:p>
-    <w:p>
-      <w:pPr>
-        <w:pStyle w:val="ListParagraph"/>
-        <w:numPr>
-          <w:ilvl w:val="0"/>
-          <w:numId w:val="25"/>
-        </w:numPr>
-        <w:ind w:left="690"/>
-        <w:rPr>
-          <w:rFonts w:ascii="Times New Roman" w:hAnsi="Times New Roman"/>
-          <w:sz w:val="23"/>
-        </w:rPr>
-      </w:pPr>
-      <w:r>
-        <w:rPr>
-          <w:rFonts w:ascii="Times New Roman" w:hAnsi="Times New Roman"/>
-          <w:sz w:val="23"/>
-        </w:rPr>
-        <w:lastRenderedPageBreak/>
         <w:t>Expanded expertise in API security and architecture best practices, applying new insights to elevate project security measures.</w:t>
       </w:r>
     </w:p>
@@ -6043,6 +6508,7 @@
           <w:rFonts w:ascii="Times New Roman" w:hAnsi="Times New Roman"/>
           <w:sz w:val="23"/>
         </w:rPr>
+        <w:lastRenderedPageBreak/>
         <w:t>Code Quality Improvements: Mitigated code smells and technical debt by addressing SonarQube issues and elevating code coverage in critical command modules.</w:t>
       </w:r>
     </w:p>
@@ -6144,29 +6610,10 @@
     </w:p>
     <w:p>
       <w:pPr>
-        <w:shd w:val="clear" w:color="auto" w:fill="FFFFFF"/>
-        <w:spacing w:after="160" w:line="240" w:lineRule="auto"/>
-        <w:rPr>
-          <w:rFonts w:ascii="Aptos" w:eastAsia="Times New Roman" w:hAnsi="Aptos" w:cs="Segoe UI"/>
-          <w:b/>
-          <w:bCs/>
-          <w:color w:val="000000"/>
+        <w:pStyle w:val="ListParagraph"/>
+        <w:rPr>
+          <w:rFonts w:ascii="Aptos" w:hAnsi="Aptos"/>
           <w:sz w:val="24"/>
-          <w:szCs w:val="24"/>
-        </w:rPr>
-      </w:pPr>
-    </w:p>
-    <w:p>
-      <w:pPr>
-        <w:shd w:val="clear" w:color="auto" w:fill="FFFFFF"/>
-        <w:spacing w:after="160" w:line="240" w:lineRule="auto"/>
-        <w:rPr>
-          <w:rFonts w:ascii="Aptos" w:eastAsia="Times New Roman" w:hAnsi="Aptos" w:cs="Segoe UI"/>
-          <w:b/>
-          <w:bCs/>
-          <w:color w:val="000000"/>
-          <w:sz w:val="24"/>
-          <w:szCs w:val="24"/>
         </w:rPr>
       </w:pPr>
     </w:p>
@@ -6191,7 +6638,6 @@
           <w:szCs w:val="24"/>
           <w:u w:val="single"/>
         </w:rPr>
-        <w:lastRenderedPageBreak/>
         <w:t>Constellation</w:t>
       </w:r>
       <w:r>
@@ -6769,6 +7215,413 @@
         </w:rPr>
         <w:t>Handover the KT to customer teams</w:t>
       </w:r>
+    </w:p>
+    <w:p>
+      <w:pPr>
+        <w:spacing w:line="240" w:lineRule="auto"/>
+        <w:rPr>
+          <w:rFonts w:ascii="Georgia" w:eastAsia="Georgia" w:hAnsi="Georgia" w:cs="Georgia"/>
+          <w:b/>
+          <w:bCs/>
+          <w:sz w:val="24"/>
+          <w:szCs w:val="24"/>
+          <w:u w:val="single"/>
+        </w:rPr>
+      </w:pPr>
+      <w:r>
+        <w:rPr>
+          <w:rFonts w:ascii="Georgia" w:eastAsia="Georgia" w:hAnsi="Georgia" w:cs="Georgia"/>
+          <w:b/>
+          <w:bCs/>
+          <w:sz w:val="24"/>
+          <w:szCs w:val="24"/>
+          <w:u w:val="single"/>
+        </w:rPr>
+        <w:lastRenderedPageBreak/>
+        <w:t>FIBANI Agentic solution</w:t>
+      </w:r>
+    </w:p>
+    <w:p>
+      <w:pPr>
+        <w:spacing w:before="120" w:after="0" w:line="240" w:lineRule="auto"/>
+        <w:rPr>
+          <w:rFonts w:ascii="Times New Roman" w:eastAsia="Times New Roman" w:hAnsi="Times New Roman" w:cs="Times New Roman"/>
+          <w:sz w:val="23"/>
+          <w:szCs w:val="23"/>
+        </w:rPr>
+      </w:pPr>
+      <w:r>
+        <w:rPr>
+          <w:rFonts w:ascii="Times New Roman" w:eastAsia="Times New Roman" w:hAnsi="Times New Roman" w:cs="Times New Roman"/>
+          <w:sz w:val="23"/>
+          <w:szCs w:val="23"/>
+        </w:rPr>
+        <w:t xml:space="preserve">Build solution using natural language </w:t>
+      </w:r>
+      <w:r>
+        <w:rPr>
+          <w:rFonts w:ascii="Times New Roman" w:eastAsia="Times New Roman" w:hAnsi="Times New Roman" w:cs="Times New Roman"/>
+          <w:sz w:val="23"/>
+          <w:szCs w:val="23"/>
+        </w:rPr>
+        <w:t xml:space="preserve">and open AI services for bank retail customers to access core services conversational languages. We identify the customer intent using LLM model which services they want to access and provide the solution. Retails can </w:t>
+      </w:r>
+      <w:r>
+        <w:rPr>
+          <w:rFonts w:ascii="Times New Roman" w:eastAsia="Times New Roman" w:hAnsi="Times New Roman" w:cs="Times New Roman"/>
+          <w:sz w:val="23"/>
+          <w:szCs w:val="23"/>
+        </w:rPr>
+        <w:t>search for</w:t>
+      </w:r>
+      <w:r>
+        <w:rPr>
+          <w:rFonts w:ascii="Times New Roman" w:eastAsia="Times New Roman" w:hAnsi="Times New Roman" w:cs="Times New Roman"/>
+          <w:sz w:val="23"/>
+          <w:szCs w:val="23"/>
+        </w:rPr>
+        <w:t xml:space="preserve"> </w:t>
+      </w:r>
+      <w:r>
+        <w:rPr>
+          <w:rFonts w:ascii="Times New Roman" w:eastAsia="Times New Roman" w:hAnsi="Times New Roman" w:cs="Times New Roman"/>
+          <w:sz w:val="23"/>
+          <w:szCs w:val="23"/>
+        </w:rPr>
+        <w:t>products</w:t>
+      </w:r>
+      <w:r>
+        <w:rPr>
+          <w:rFonts w:ascii="Times New Roman" w:eastAsia="Times New Roman" w:hAnsi="Times New Roman" w:cs="Times New Roman"/>
+          <w:sz w:val="23"/>
+          <w:szCs w:val="23"/>
+        </w:rPr>
+        <w:t xml:space="preserve"> and </w:t>
+      </w:r>
+      <w:r>
+        <w:rPr>
+          <w:rFonts w:ascii="Times New Roman" w:eastAsia="Times New Roman" w:hAnsi="Times New Roman" w:cs="Times New Roman"/>
+          <w:sz w:val="23"/>
+          <w:szCs w:val="23"/>
+        </w:rPr>
+        <w:t>services</w:t>
+      </w:r>
+      <w:r>
+        <w:rPr>
+          <w:rFonts w:ascii="Times New Roman" w:eastAsia="Times New Roman" w:hAnsi="Times New Roman" w:cs="Times New Roman"/>
+          <w:sz w:val="23"/>
+          <w:szCs w:val="23"/>
+        </w:rPr>
+        <w:t xml:space="preserve"> through chat and get </w:t>
+      </w:r>
+      <w:r>
+        <w:rPr>
+          <w:rFonts w:ascii="Times New Roman" w:eastAsia="Times New Roman" w:hAnsi="Times New Roman" w:cs="Times New Roman"/>
+          <w:sz w:val="23"/>
+          <w:szCs w:val="23"/>
+        </w:rPr>
+        <w:t>real</w:t>
+      </w:r>
+      <w:r>
+        <w:rPr>
+          <w:rFonts w:ascii="Times New Roman" w:eastAsia="Times New Roman" w:hAnsi="Times New Roman" w:cs="Times New Roman"/>
+          <w:sz w:val="23"/>
+          <w:szCs w:val="23"/>
+        </w:rPr>
+        <w:t xml:space="preserve"> time </w:t>
+      </w:r>
+      <w:r>
+        <w:rPr>
+          <w:rFonts w:ascii="Times New Roman" w:eastAsia="Times New Roman" w:hAnsi="Times New Roman" w:cs="Times New Roman"/>
+          <w:sz w:val="23"/>
+          <w:szCs w:val="23"/>
+        </w:rPr>
+        <w:t>answers</w:t>
+      </w:r>
+      <w:r>
+        <w:rPr>
+          <w:rFonts w:ascii="Times New Roman" w:eastAsia="Times New Roman" w:hAnsi="Times New Roman" w:cs="Times New Roman"/>
+          <w:sz w:val="23"/>
+          <w:szCs w:val="23"/>
+        </w:rPr>
+        <w:t xml:space="preserve"> using RAG and azure search we built the KB and training the models. Authenticated </w:t>
+      </w:r>
+      <w:r>
+        <w:rPr>
+          <w:rFonts w:ascii="Times New Roman" w:eastAsia="Times New Roman" w:hAnsi="Times New Roman" w:cs="Times New Roman"/>
+          <w:sz w:val="23"/>
+          <w:szCs w:val="23"/>
+        </w:rPr>
+        <w:t>users</w:t>
+      </w:r>
+      <w:r>
+        <w:rPr>
+          <w:rFonts w:ascii="Times New Roman" w:eastAsia="Times New Roman" w:hAnsi="Times New Roman" w:cs="Times New Roman"/>
+          <w:sz w:val="23"/>
+          <w:szCs w:val="23"/>
+        </w:rPr>
+        <w:t xml:space="preserve"> can ask for balance and statement any core banking services from chat and FIBANI system in natural language.</w:t>
+      </w:r>
+    </w:p>
+    <w:p>
+      <w:pPr>
+        <w:spacing w:before="120" w:after="0" w:line="240" w:lineRule="auto"/>
+        <w:rPr>
+          <w:rFonts w:ascii="Times New Roman" w:eastAsia="Times New Roman" w:hAnsi="Times New Roman" w:cs="Times New Roman"/>
+          <w:sz w:val="23"/>
+          <w:szCs w:val="23"/>
+        </w:rPr>
+      </w:pPr>
+      <w:r>
+        <w:rPr>
+          <w:rFonts w:ascii="Times New Roman" w:eastAsia="Times New Roman" w:hAnsi="Times New Roman" w:cs="Times New Roman"/>
+          <w:b/>
+          <w:bCs/>
+          <w:sz w:val="23"/>
+          <w:szCs w:val="23"/>
+        </w:rPr>
+        <w:t>Challenge</w:t>
+      </w:r>
+      <w:r>
+        <w:rPr>
+          <w:rFonts w:ascii="Times New Roman" w:eastAsia="Times New Roman" w:hAnsi="Times New Roman" w:cs="Times New Roman"/>
+          <w:sz w:val="23"/>
+          <w:szCs w:val="23"/>
+        </w:rPr>
+        <w:t xml:space="preserve">: Customer side there is no technical team who can assist in consumption of the core service integration. Security related problems in authentication and banking </w:t>
+      </w:r>
+      <w:r>
+        <w:rPr>
+          <w:rFonts w:ascii="Times New Roman" w:eastAsia="Times New Roman" w:hAnsi="Times New Roman" w:cs="Times New Roman"/>
+          <w:sz w:val="23"/>
+          <w:szCs w:val="23"/>
+        </w:rPr>
+        <w:t>debit and</w:t>
+      </w:r>
+      <w:r>
+        <w:rPr>
+          <w:rFonts w:ascii="Times New Roman" w:eastAsia="Times New Roman" w:hAnsi="Times New Roman" w:cs="Times New Roman"/>
+          <w:sz w:val="23"/>
+          <w:szCs w:val="23"/>
+        </w:rPr>
+        <w:t xml:space="preserve"> OTP based authentication.</w:t>
+      </w:r>
+    </w:p>
+    <w:p>
+      <w:pPr>
+        <w:spacing w:before="120" w:after="0" w:line="240" w:lineRule="auto"/>
+        <w:rPr>
+          <w:rFonts w:ascii="Times New Roman" w:eastAsia="Times New Roman" w:hAnsi="Times New Roman" w:cs="Times New Roman"/>
+          <w:b/>
+          <w:bCs/>
+          <w:sz w:val="23"/>
+          <w:szCs w:val="23"/>
+          <w:u w:val="single"/>
+        </w:rPr>
+      </w:pPr>
+      <w:r>
+        <w:rPr>
+          <w:rFonts w:ascii="Times New Roman" w:eastAsia="Times New Roman" w:hAnsi="Times New Roman" w:cs="Times New Roman"/>
+          <w:b/>
+          <w:bCs/>
+          <w:sz w:val="23"/>
+          <w:szCs w:val="23"/>
+          <w:u w:val="single"/>
+        </w:rPr>
+        <w:t>Key Tasks</w:t>
+      </w:r>
+    </w:p>
+    <w:p>
+      <w:pPr>
+        <w:pStyle w:val="ListParagraph"/>
+        <w:numPr>
+          <w:ilvl w:val="0"/>
+          <w:numId w:val="27"/>
+        </w:numPr>
+        <w:ind w:left="540"/>
+        <w:rPr>
+          <w:rFonts w:ascii="Verdana" w:hAnsi="Verdana"/>
+          <w:sz w:val="18"/>
+        </w:rPr>
+      </w:pPr>
+      <w:r>
+        <w:rPr>
+          <w:rFonts w:ascii="Verdana" w:hAnsi="Verdana"/>
+          <w:sz w:val="18"/>
+        </w:rPr>
+        <w:t>Discussions</w:t>
+      </w:r>
+      <w:r>
+        <w:rPr>
+          <w:rFonts w:ascii="Verdana" w:hAnsi="Verdana"/>
+          <w:sz w:val="18"/>
+        </w:rPr>
+        <w:t xml:space="preserve"> with the customer on understanding the service and product </w:t>
+      </w:r>
+      <w:r>
+        <w:rPr>
+          <w:rFonts w:ascii="Verdana" w:hAnsi="Verdana"/>
+          <w:sz w:val="18"/>
+        </w:rPr>
+        <w:t xml:space="preserve">requirement along the architect and stakeholders. Conducted the workshop </w:t>
+      </w:r>
+      <w:r>
+        <w:rPr>
+          <w:rFonts w:ascii="Verdana" w:hAnsi="Verdana"/>
+          <w:sz w:val="18"/>
+        </w:rPr>
+        <w:t xml:space="preserve">and intense session for understanding the </w:t>
+      </w:r>
+      <w:r>
+        <w:rPr>
+          <w:rFonts w:ascii="Verdana" w:hAnsi="Verdana"/>
+          <w:sz w:val="18"/>
+        </w:rPr>
+        <w:t>requirements</w:t>
+      </w:r>
+      <w:r>
+        <w:rPr>
+          <w:rFonts w:ascii="Verdana" w:hAnsi="Verdana"/>
+          <w:sz w:val="18"/>
+        </w:rPr>
+        <w:t xml:space="preserve"> and </w:t>
+      </w:r>
+      <w:r>
+        <w:rPr>
+          <w:rFonts w:ascii="Verdana" w:hAnsi="Verdana"/>
+          <w:sz w:val="18"/>
+        </w:rPr>
+        <w:t>SOW</w:t>
+      </w:r>
+      <w:r>
+        <w:rPr>
+          <w:rFonts w:ascii="Verdana" w:hAnsi="Verdana"/>
+          <w:sz w:val="18"/>
+        </w:rPr>
+        <w:t xml:space="preserve"> and BRD.</w:t>
+      </w:r>
+    </w:p>
+    <w:p>
+      <w:pPr>
+        <w:pStyle w:val="ListParagraph"/>
+        <w:numPr>
+          <w:ilvl w:val="0"/>
+          <w:numId w:val="27"/>
+        </w:numPr>
+        <w:ind w:left="540"/>
+        <w:rPr>
+          <w:rFonts w:ascii="Verdana" w:hAnsi="Verdana"/>
+          <w:sz w:val="18"/>
+        </w:rPr>
+      </w:pPr>
+      <w:r>
+        <w:rPr>
+          <w:rFonts w:ascii="Verdana" w:hAnsi="Verdana"/>
+          <w:sz w:val="18"/>
+        </w:rPr>
+        <w:t>Assessment of the existing core banking services and</w:t>
+      </w:r>
+      <w:r>
+        <w:rPr>
+          <w:rFonts w:ascii="Verdana" w:hAnsi="Verdana"/>
+          <w:sz w:val="18"/>
+        </w:rPr>
+        <w:t xml:space="preserve"> wrapper solution assessment and consumption.</w:t>
+      </w:r>
+    </w:p>
+    <w:p>
+      <w:pPr>
+        <w:pStyle w:val="ListParagraph"/>
+        <w:numPr>
+          <w:ilvl w:val="0"/>
+          <w:numId w:val="27"/>
+        </w:numPr>
+        <w:ind w:left="540"/>
+        <w:rPr>
+          <w:rFonts w:ascii="Verdana" w:hAnsi="Verdana"/>
+          <w:sz w:val="18"/>
+        </w:rPr>
+      </w:pPr>
+      <w:r>
+        <w:rPr>
+          <w:rFonts w:ascii="Verdana" w:hAnsi="Verdana"/>
+          <w:sz w:val="18"/>
+        </w:rPr>
+        <w:t xml:space="preserve">Working on the skillset and architecture implementation </w:t>
+      </w:r>
+      <w:r>
+        <w:rPr>
+          <w:rFonts w:ascii="Verdana" w:hAnsi="Verdana"/>
+          <w:sz w:val="18"/>
+        </w:rPr>
+        <w:t>detail and tool and technology.</w:t>
+      </w:r>
+    </w:p>
+    <w:p>
+      <w:pPr>
+        <w:pStyle w:val="ListParagraph"/>
+        <w:numPr>
+          <w:ilvl w:val="0"/>
+          <w:numId w:val="27"/>
+        </w:numPr>
+        <w:ind w:left="540"/>
+        <w:rPr>
+          <w:rFonts w:ascii="Verdana" w:hAnsi="Verdana"/>
+          <w:sz w:val="18"/>
+        </w:rPr>
+      </w:pPr>
+      <w:r>
+        <w:rPr>
+          <w:rFonts w:ascii="Verdana" w:hAnsi="Verdana"/>
+          <w:sz w:val="18"/>
+        </w:rPr>
+        <w:t xml:space="preserve">Development of the azure </w:t>
+      </w:r>
+      <w:proofErr w:type="spellStart"/>
+      <w:r>
+        <w:rPr>
+          <w:rFonts w:ascii="Verdana" w:hAnsi="Verdana"/>
+          <w:sz w:val="18"/>
+        </w:rPr>
+        <w:t>devops</w:t>
+      </w:r>
+      <w:proofErr w:type="spellEnd"/>
+      <w:r>
+        <w:rPr>
+          <w:rFonts w:ascii="Verdana" w:hAnsi="Verdana"/>
+          <w:sz w:val="18"/>
+        </w:rPr>
+        <w:t xml:space="preserve"> base repo setup and PR </w:t>
+      </w:r>
+      <w:r>
+        <w:rPr>
+          <w:rFonts w:ascii="Verdana" w:hAnsi="Verdana"/>
+          <w:sz w:val="18"/>
+        </w:rPr>
+        <w:t>template,</w:t>
+      </w:r>
+      <w:r>
+        <w:rPr>
+          <w:rFonts w:ascii="Verdana" w:hAnsi="Verdana"/>
+          <w:sz w:val="18"/>
+        </w:rPr>
+        <w:t xml:space="preserve"> security in pipeline setup, branching polic</w:t>
+      </w:r>
+      <w:r>
+        <w:rPr>
+          <w:rFonts w:ascii="Verdana" w:hAnsi="Verdana"/>
+          <w:sz w:val="18"/>
+        </w:rPr>
+        <w:t>y.</w:t>
+      </w:r>
+    </w:p>
+    <w:p>
+      <w:pPr>
+        <w:rPr>
+          <w:rFonts w:ascii="Verdana" w:hAnsi="Verdana"/>
+          <w:sz w:val="18"/>
+        </w:rPr>
+      </w:pPr>
     </w:p>
     <w:sectPr>
       <w:pgSz w:w="11906" w:h="16838"/>
